--- a/Backend/Director_Disclosure/Output_Disclosures/2024-25/ADANI_WELSPUN_EXPLORATION_LIMITED/MBP-1/MBP1_Rajesh_Shantilal_Adani_00006322.docx
+++ b/Backend/Director_Disclosure/Output_Disclosures/2024-25/ADANI_WELSPUN_EXPLORATION_LIMITED/MBP-1/MBP1_Rajesh_Shantilal_Adani_00006322.docx
@@ -93,272 +93,17 @@
     </w:p>
     <w:p>
       <w:pPr>
-        <w:spacing w:before="0" w:after="0"/>
-        <w:jc w:val="left"/>
-      </w:pPr>
-      <w:r>
-        <w:rPr>
-          <w:rFonts w:ascii="Adani" w:hAnsi="Adani"/>
-          <w:b w:val="0"/>
-          <w:sz w:val="20"/>
-          <w:u w:val="none"/>
-        </w:rPr>
-        <w:t>ADANI CEMENTS LIMITED</w:t>
-      </w:r>
-    </w:p>
-    <w:p>
-      <w:pPr>
-        <w:spacing w:before="0" w:after="0"/>
-        <w:jc w:val="left"/>
-      </w:pPr>
-      <w:r>
-        <w:rPr>
-          <w:rFonts w:ascii="Adani" w:hAnsi="Adani"/>
-          <w:b w:val="0"/>
-          <w:sz w:val="20"/>
-          <w:u w:val="none"/>
-        </w:rPr>
-        <w:t>ADANI FOUNDATION</w:t>
-      </w:r>
-    </w:p>
-    <w:p>
-      <w:pPr>
-        <w:spacing w:before="0" w:after="0"/>
-        <w:jc w:val="left"/>
-      </w:pPr>
-      <w:r>
-        <w:rPr>
-          <w:rFonts w:ascii="Adani" w:hAnsi="Adani"/>
-          <w:b w:val="0"/>
-          <w:sz w:val="20"/>
-          <w:u w:val="none"/>
-        </w:rPr>
-        <w:t>ADANI INFRA (INDIA) LIMITED</w:t>
-      </w:r>
-    </w:p>
-    <w:p>
-      <w:pPr>
-        <w:spacing w:before="0" w:after="0"/>
-        <w:jc w:val="left"/>
-      </w:pPr>
-      <w:r>
-        <w:rPr>
-          <w:rFonts w:ascii="Adani" w:hAnsi="Adani"/>
-          <w:b w:val="0"/>
-          <w:sz w:val="20"/>
-          <w:u w:val="none"/>
-        </w:rPr>
-        <w:t>KARNAVATI MUSEUM OF LEADERSHIP FOUNDATION</w:t>
-      </w:r>
-    </w:p>
-    <w:p>
-      <w:pPr>
-        <w:spacing w:before="0" w:after="0"/>
-        <w:jc w:val="left"/>
-      </w:pPr>
-      <w:r>
-        <w:rPr>
-          <w:rFonts w:ascii="Adani" w:hAnsi="Adani"/>
-          <w:b w:val="0"/>
-          <w:sz w:val="20"/>
-          <w:u w:val="none"/>
-        </w:rPr>
-        <w:t>ADANI TRADELINE PRIVATE LIMITED</w:t>
-      </w:r>
-    </w:p>
-    <w:p>
-      <w:pPr>
-        <w:spacing w:before="0" w:after="0"/>
-        <w:jc w:val="left"/>
-      </w:pPr>
-      <w:r>
-        <w:rPr>
-          <w:rFonts w:ascii="Adani" w:hAnsi="Adani"/>
-          <w:b w:val="0"/>
-          <w:sz w:val="20"/>
-          <w:u w:val="none"/>
-        </w:rPr>
-        <w:t>ADANI TRADELINE LLP</w:t>
-      </w:r>
-    </w:p>
-    <w:p>
-      <w:pPr>
-        <w:spacing w:before="0" w:after="0"/>
-        <w:jc w:val="left"/>
-      </w:pPr>
-      <w:r>
-        <w:rPr>
-          <w:rFonts w:ascii="Adani" w:hAnsi="Adani"/>
-          <w:b w:val="0"/>
-          <w:sz w:val="20"/>
-          <w:u w:val="none"/>
-        </w:rPr>
-        <w:t>ADANI TRADING SERVICES LLP</w:t>
-      </w:r>
-    </w:p>
-    <w:p>
-      <w:pPr>
-        <w:spacing w:before="0" w:after="0"/>
-        <w:jc w:val="left"/>
-      </w:pPr>
-      <w:r>
-        <w:rPr>
-          <w:rFonts w:ascii="Adani" w:hAnsi="Adani"/>
-          <w:b w:val="0"/>
-          <w:sz w:val="20"/>
-          <w:u w:val="none"/>
-        </w:rPr>
-        <w:t>ADANI ENERGY SOLUTIONS LIMITED</w:t>
-      </w:r>
-    </w:p>
-    <w:p>
-      <w:pPr>
-        <w:spacing w:before="0" w:after="0"/>
-        <w:jc w:val="left"/>
-      </w:pPr>
-      <w:r>
-        <w:rPr>
-          <w:rFonts w:ascii="Adani" w:hAnsi="Adani"/>
-          <w:b w:val="0"/>
-          <w:sz w:val="20"/>
-          <w:u w:val="none"/>
-        </w:rPr>
-        <w:t>ADANI GREEN ENERGY LIMITED</w:t>
-      </w:r>
-    </w:p>
-    <w:p>
-      <w:pPr>
-        <w:spacing w:before="0" w:after="0"/>
-        <w:jc w:val="left"/>
-      </w:pPr>
-      <w:r>
-        <w:rPr>
-          <w:rFonts w:ascii="Adani" w:hAnsi="Adani"/>
-          <w:b w:val="0"/>
-          <w:sz w:val="20"/>
-          <w:u w:val="none"/>
-        </w:rPr>
-        <w:t>ADANI GREEN ENERGY (TAMILNADU) LIMITED</w:t>
-      </w:r>
-    </w:p>
-    <w:p>
-      <w:pPr>
-        <w:spacing w:before="0" w:after="0"/>
-        <w:jc w:val="left"/>
-      </w:pPr>
-      <w:r>
-        <w:rPr>
-          <w:rFonts w:ascii="Adani" w:hAnsi="Adani"/>
-          <w:b w:val="0"/>
-          <w:sz w:val="20"/>
-          <w:u w:val="none"/>
-        </w:rPr>
-        <w:t>ADANI INSTITUTE FOR EDUCATION AND RESEARCH</w:t>
-      </w:r>
-    </w:p>
-    <w:p>
-      <w:pPr>
-        <w:spacing w:before="0" w:after="0"/>
-        <w:jc w:val="left"/>
-      </w:pPr>
-      <w:r>
-        <w:rPr>
-          <w:rFonts w:ascii="Adani" w:hAnsi="Adani"/>
-          <w:b w:val="0"/>
-          <w:sz w:val="20"/>
-          <w:u w:val="none"/>
-        </w:rPr>
-        <w:t>ADANI ADVISORY LLP</w:t>
-      </w:r>
-    </w:p>
-    <w:p>
-      <w:pPr>
-        <w:spacing w:before="0" w:after="0"/>
-        <w:jc w:val="left"/>
-      </w:pPr>
-      <w:r>
-        <w:rPr>
-          <w:rFonts w:ascii="Adani" w:hAnsi="Adani"/>
-          <w:b w:val="0"/>
-          <w:sz w:val="20"/>
-          <w:u w:val="none"/>
-        </w:rPr>
-        <w:t>ADANI MINING PRIVATE LIMITED</w:t>
-      </w:r>
-    </w:p>
-    <w:p>
-      <w:pPr>
-        <w:spacing w:before="0" w:after="0"/>
-        <w:jc w:val="left"/>
-      </w:pPr>
-      <w:r>
-        <w:rPr>
-          <w:rFonts w:ascii="Adani" w:hAnsi="Adani"/>
-          <w:b w:val="0"/>
-          <w:sz w:val="20"/>
-          <w:u w:val="none"/>
-        </w:rPr>
-        <w:t>ADANI POWER LIMITED</w:t>
-      </w:r>
-    </w:p>
-    <w:p>
-      <w:pPr>
-        <w:spacing w:before="0" w:after="0"/>
-        <w:jc w:val="left"/>
-      </w:pPr>
-      <w:r>
-        <w:rPr>
-          <w:rFonts w:ascii="Adani" w:hAnsi="Adani"/>
-          <w:b w:val="0"/>
-          <w:sz w:val="20"/>
-          <w:u w:val="none"/>
-        </w:rPr>
-        <w:t>ADANI WELSPUN EXPLORATION LIMITED</w:t>
-      </w:r>
-    </w:p>
-    <w:p>
-      <w:pPr>
-        <w:spacing w:before="0" w:after="0"/>
-        <w:jc w:val="left"/>
-      </w:pPr>
-      <w:r>
-        <w:rPr>
-          <w:rFonts w:ascii="Adani" w:hAnsi="Adani"/>
-          <w:b w:val="0"/>
-          <w:sz w:val="20"/>
-          <w:u w:val="none"/>
-        </w:rPr>
-        <w:t>ADANI ENTERPRISES LIMITED</w:t>
-      </w:r>
-    </w:p>
-    <w:p>
-      <w:pPr>
-        <w:spacing w:before="0" w:after="0"/>
-        <w:jc w:val="left"/>
-      </w:pPr>
-      <w:r>
-        <w:rPr>
-          <w:rFonts w:ascii="Adani" w:hAnsi="Adani"/>
-          <w:b w:val="0"/>
-          <w:sz w:val="20"/>
-          <w:u w:val="none"/>
-        </w:rPr>
-        <w:t>ADANI PORTS AND SPECIAL ECONOMIC ZONE LIMITED</w:t>
-      </w:r>
-    </w:p>
-    <w:p>
-      <w:pPr>
         <w:spacing w:before="0" w:after="160"/>
         <w:jc w:val="left"/>
       </w:pPr>
       <w:r>
         <w:rPr>
           <w:rFonts w:ascii="Adani" w:hAnsi="Adani"/>
-          <w:b w:val="0"/>
+          <w:b/>
           <w:sz w:val="20"/>
           <w:u w:val="none"/>
         </w:rPr>
-        <w:t>ADANI CHEMICALS LIMITED</w:t>
+        <w:t>ADANI WELSPUN EXPLORATION LIMITED</w:t>
       </w:r>
     </w:p>
     <w:p>
@@ -1922,148 +1667,6 @@
                 <w:sz w:val="18"/>
                 <w:u w:val="none"/>
               </w:rPr>
-              <w:t>ADANI GREEN ENERGY (TAMILNADU) LIMITED</w:t>
-            </w:r>
-          </w:p>
-        </w:tc>
-        <w:tc>
-          <w:tcPr>
-            <w:tcW w:type="dxa" w:w="1814"/>
-            <w:shd w:val="clear" w:color="auto" w:fill="FFFFFF"/>
-            <w:tcBorders>
-              <w:top w:val="single" w:sz="4" w:space="0" w:color="000000"/>
-              <w:left w:val="single" w:sz="4" w:space="0" w:color="000000"/>
-              <w:bottom w:val="single" w:sz="4" w:space="0" w:color="000000"/>
-              <w:right w:val="single" w:sz="4" w:space="0" w:color="000000"/>
-            </w:tcBorders>
-            <w:vAlign w:val="center"/>
-          </w:tcPr>
-          <w:p>
-            <w:pPr>
-              <w:spacing w:before="40" w:after="40"/>
-              <w:jc w:val="left"/>
-            </w:pPr>
-            <w:r>
-              <w:rPr>
-                <w:rFonts w:ascii="Adani" w:hAnsi="Adani"/>
-                <w:b w:val="0"/>
-                <w:sz w:val="18"/>
-                <w:u w:val="none"/>
-              </w:rPr>
-              <w:t>Director</w:t>
-            </w:r>
-          </w:p>
-        </w:tc>
-        <w:tc>
-          <w:tcPr>
-            <w:tcW w:type="dxa" w:w="1020"/>
-            <w:shd w:val="clear" w:color="auto" w:fill="FFFFFF"/>
-            <w:tcBorders>
-              <w:top w:val="single" w:sz="4" w:space="0" w:color="000000"/>
-              <w:left w:val="single" w:sz="4" w:space="0" w:color="000000"/>
-              <w:bottom w:val="single" w:sz="4" w:space="0" w:color="000000"/>
-              <w:right w:val="single" w:sz="4" w:space="0" w:color="000000"/>
-            </w:tcBorders>
-            <w:vAlign w:val="center"/>
-          </w:tcPr>
-          <w:p>
-            <w:pPr>
-              <w:spacing w:before="40" w:after="40"/>
-              <w:jc w:val="left"/>
-            </w:pPr>
-            <w:r>
-              <w:rPr>
-                <w:rFonts w:ascii="Adani" w:hAnsi="Adani"/>
-                <w:b w:val="0"/>
-                <w:sz w:val="18"/>
-                <w:u w:val="none"/>
-              </w:rPr>
-              <w:t>NIL</w:t>
-            </w:r>
-          </w:p>
-        </w:tc>
-        <w:tc>
-          <w:tcPr>
-            <w:tcW w:type="dxa" w:w="1247"/>
-            <w:shd w:val="clear" w:color="auto" w:fill="FFFFFF"/>
-            <w:tcBorders>
-              <w:top w:val="single" w:sz="4" w:space="0" w:color="000000"/>
-              <w:left w:val="single" w:sz="4" w:space="0" w:color="000000"/>
-              <w:bottom w:val="single" w:sz="4" w:space="0" w:color="000000"/>
-              <w:right w:val="single" w:sz="4" w:space="0" w:color="000000"/>
-            </w:tcBorders>
-            <w:vAlign w:val="center"/>
-          </w:tcPr>
-          <w:p>
-            <w:pPr>
-              <w:spacing w:before="40" w:after="40"/>
-              <w:jc w:val="left"/>
-            </w:pPr>
-            <w:r>
-              <w:rPr>
-                <w:rFonts w:ascii="Adani" w:hAnsi="Adani"/>
-                <w:b w:val="0"/>
-                <w:sz w:val="18"/>
-                <w:u w:val="none"/>
-              </w:rPr>
-              <w:t>23/01/2015</w:t>
-            </w:r>
-          </w:p>
-        </w:tc>
-      </w:tr>
-      <w:tr>
-        <w:tc>
-          <w:tcPr>
-            <w:tcW w:type="dxa" w:w="680"/>
-            <w:shd w:val="clear" w:color="auto" w:fill="FFFFFF"/>
-            <w:tcBorders>
-              <w:top w:val="single" w:sz="4" w:space="0" w:color="000000"/>
-              <w:left w:val="single" w:sz="4" w:space="0" w:color="000000"/>
-              <w:bottom w:val="single" w:sz="4" w:space="0" w:color="000000"/>
-              <w:right w:val="single" w:sz="4" w:space="0" w:color="000000"/>
-            </w:tcBorders>
-            <w:vAlign w:val="center"/>
-          </w:tcPr>
-          <w:p>
-            <w:pPr>
-              <w:spacing w:before="40" w:after="40"/>
-              <w:jc w:val="left"/>
-            </w:pPr>
-            <w:r>
-              <w:rPr>
-                <w:rFonts w:ascii="Adani" w:hAnsi="Adani"/>
-                <w:b w:val="0"/>
-                <w:sz w:val="18"/>
-                <w:u w:val="none"/>
-              </w:rPr>
-              <w:t>11</w:t>
-            </w:r>
-          </w:p>
-        </w:tc>
-        <w:tc>
-          <w:tcPr>
-            <w:tcW w:type="dxa" w:w="3969"/>
-            <w:shd w:val="clear" w:color="auto" w:fill="FFFFFF"/>
-            <w:tcBorders>
-              <w:top w:val="single" w:sz="4" w:space="0" w:color="000000"/>
-              <w:left w:val="single" w:sz="4" w:space="0" w:color="000000"/>
-              <w:bottom w:val="single" w:sz="4" w:space="0" w:color="000000"/>
-              <w:right w:val="single" w:sz="4" w:space="0" w:color="000000"/>
-            </w:tcBorders>
-            <w:vAlign w:val="center"/>
-          </w:tcPr>
-          <w:p>
-            <w:pPr>
-              <w:spacing w:before="40" w:after="40"/>
-              <w:jc w:val="left"/>
-            </w:pPr>
-            <w:r>
-              <w:rPr>
-                <w:rFonts w:ascii="Adani" w:hAnsi="Adani"/>
-                <w:b w:val="0"/>
-                <w:sz w:val="18"/>
-                <w:u w:val="none"/>
-              </w:rPr>
               <w:t>ADANI INSTITUTE FOR EDUCATION AND RESEARCH</w:t>
             </w:r>
           </w:p>
@@ -2178,7 +1781,7 @@
                 <w:sz w:val="18"/>
                 <w:u w:val="none"/>
               </w:rPr>
-              <w:t>12</w:t>
+              <w:t>11</w:t>
             </w:r>
           </w:p>
         </w:tc>
@@ -2291,6 +1894,148 @@
                 <w:u w:val="none"/>
               </w:rPr>
               <w:t>15/06/2011</w:t>
+            </w:r>
+          </w:p>
+        </w:tc>
+      </w:tr>
+      <w:tr>
+        <w:tc>
+          <w:tcPr>
+            <w:tcW w:type="dxa" w:w="680"/>
+            <w:shd w:val="clear" w:color="auto" w:fill="FFFFFF"/>
+            <w:tcBorders>
+              <w:top w:val="single" w:sz="4" w:space="0" w:color="000000"/>
+              <w:left w:val="single" w:sz="4" w:space="0" w:color="000000"/>
+              <w:bottom w:val="single" w:sz="4" w:space="0" w:color="000000"/>
+              <w:right w:val="single" w:sz="4" w:space="0" w:color="000000"/>
+            </w:tcBorders>
+            <w:vAlign w:val="center"/>
+          </w:tcPr>
+          <w:p>
+            <w:pPr>
+              <w:spacing w:before="40" w:after="40"/>
+              <w:jc w:val="left"/>
+            </w:pPr>
+            <w:r>
+              <w:rPr>
+                <w:rFonts w:ascii="Adani" w:hAnsi="Adani"/>
+                <w:b w:val="0"/>
+                <w:sz w:val="18"/>
+                <w:u w:val="none"/>
+              </w:rPr>
+              <w:t>12</w:t>
+            </w:r>
+          </w:p>
+        </w:tc>
+        <w:tc>
+          <w:tcPr>
+            <w:tcW w:type="dxa" w:w="3969"/>
+            <w:shd w:val="clear" w:color="auto" w:fill="FFFFFF"/>
+            <w:tcBorders>
+              <w:top w:val="single" w:sz="4" w:space="0" w:color="000000"/>
+              <w:left w:val="single" w:sz="4" w:space="0" w:color="000000"/>
+              <w:bottom w:val="single" w:sz="4" w:space="0" w:color="000000"/>
+              <w:right w:val="single" w:sz="4" w:space="0" w:color="000000"/>
+            </w:tcBorders>
+            <w:vAlign w:val="center"/>
+          </w:tcPr>
+          <w:p>
+            <w:pPr>
+              <w:spacing w:before="40" w:after="40"/>
+              <w:jc w:val="left"/>
+            </w:pPr>
+            <w:r>
+              <w:rPr>
+                <w:rFonts w:ascii="Adani" w:hAnsi="Adani"/>
+                <w:b w:val="0"/>
+                <w:sz w:val="18"/>
+                <w:u w:val="none"/>
+              </w:rPr>
+              <w:t>BARAMATI POWER PRIVATE LIMITED</w:t>
+            </w:r>
+          </w:p>
+        </w:tc>
+        <w:tc>
+          <w:tcPr>
+            <w:tcW w:type="dxa" w:w="1814"/>
+            <w:shd w:val="clear" w:color="auto" w:fill="FFFFFF"/>
+            <w:tcBorders>
+              <w:top w:val="single" w:sz="4" w:space="0" w:color="000000"/>
+              <w:left w:val="single" w:sz="4" w:space="0" w:color="000000"/>
+              <w:bottom w:val="single" w:sz="4" w:space="0" w:color="000000"/>
+              <w:right w:val="single" w:sz="4" w:space="0" w:color="000000"/>
+            </w:tcBorders>
+            <w:vAlign w:val="center"/>
+          </w:tcPr>
+          <w:p>
+            <w:pPr>
+              <w:spacing w:before="40" w:after="40"/>
+              <w:jc w:val="left"/>
+            </w:pPr>
+            <w:r>
+              <w:rPr>
+                <w:rFonts w:ascii="Adani" w:hAnsi="Adani"/>
+                <w:b w:val="0"/>
+                <w:sz w:val="18"/>
+                <w:u w:val="none"/>
+              </w:rPr>
+              <w:t>Director</w:t>
+            </w:r>
+          </w:p>
+        </w:tc>
+        <w:tc>
+          <w:tcPr>
+            <w:tcW w:type="dxa" w:w="1020"/>
+            <w:shd w:val="clear" w:color="auto" w:fill="FFFFFF"/>
+            <w:tcBorders>
+              <w:top w:val="single" w:sz="4" w:space="0" w:color="000000"/>
+              <w:left w:val="single" w:sz="4" w:space="0" w:color="000000"/>
+              <w:bottom w:val="single" w:sz="4" w:space="0" w:color="000000"/>
+              <w:right w:val="single" w:sz="4" w:space="0" w:color="000000"/>
+            </w:tcBorders>
+            <w:vAlign w:val="center"/>
+          </w:tcPr>
+          <w:p>
+            <w:pPr>
+              <w:spacing w:before="40" w:after="40"/>
+              <w:jc w:val="left"/>
+            </w:pPr>
+            <w:r>
+              <w:rPr>
+                <w:rFonts w:ascii="Adani" w:hAnsi="Adani"/>
+                <w:b w:val="0"/>
+                <w:sz w:val="18"/>
+                <w:u w:val="none"/>
+              </w:rPr>
+              <w:t>NIL</w:t>
+            </w:r>
+          </w:p>
+        </w:tc>
+        <w:tc>
+          <w:tcPr>
+            <w:tcW w:type="dxa" w:w="1247"/>
+            <w:shd w:val="clear" w:color="auto" w:fill="FFFFFF"/>
+            <w:tcBorders>
+              <w:top w:val="single" w:sz="4" w:space="0" w:color="000000"/>
+              <w:left w:val="single" w:sz="4" w:space="0" w:color="000000"/>
+              <w:bottom w:val="single" w:sz="4" w:space="0" w:color="000000"/>
+              <w:right w:val="single" w:sz="4" w:space="0" w:color="000000"/>
+            </w:tcBorders>
+            <w:vAlign w:val="center"/>
+          </w:tcPr>
+          <w:p>
+            <w:pPr>
+              <w:spacing w:before="40" w:after="40"/>
+              <w:jc w:val="left"/>
+            </w:pPr>
+            <w:r>
+              <w:rPr>
+                <w:rFonts w:ascii="Adani" w:hAnsi="Adani"/>
+                <w:b w:val="0"/>
+                <w:sz w:val="18"/>
+                <w:u w:val="none"/>
+              </w:rPr>
+              <w:t>21/10/2008</w:t>
             </w:r>
           </w:p>
         </w:tc>
@@ -3379,7 +3124,7 @@
                 <w:sz w:val="18"/>
                 <w:u w:val="none"/>
               </w:rPr>
-              <w:t>Date:   07th May, 2026</w:t>
+              <w:t>Date:   15th May, 2026</w:t>
             </w:r>
           </w:p>
         </w:tc>
@@ -3645,174 +3390,441 @@
         <w:t>:</w:t>
       </w:r>
     </w:p>
-    <w:p>
-      <w:pPr>
-        <w:pStyle w:val="ListNumber"/>
-        <w:spacing w:before="0" w:after="40"/>
-        <w:ind w:left="720"/>
-      </w:pPr>
-      <w:r>
-        <w:rPr>
-          <w:rFonts w:ascii="Adani" w:hAnsi="Adani"/>
-          <w:b w:val="0"/>
-          <w:sz w:val="20"/>
-          <w:u w:val="none"/>
-        </w:rPr>
-        <w:t>Father</w:t>
-        <w:tab/>
-        <w:tab/>
-        <w:t>:</w:t>
-        <w:tab/>
-        <w:t>NIL</w:t>
-      </w:r>
-    </w:p>
-    <w:p>
-      <w:pPr>
-        <w:pStyle w:val="ListNumber"/>
-        <w:spacing w:before="0" w:after="40"/>
-        <w:ind w:left="720"/>
-      </w:pPr>
-      <w:r>
-        <w:rPr>
-          <w:rFonts w:ascii="Adani" w:hAnsi="Adani"/>
-          <w:b w:val="0"/>
-          <w:sz w:val="20"/>
-          <w:u w:val="none"/>
-        </w:rPr>
-        <w:t>Mother</w:t>
-        <w:tab/>
-        <w:tab/>
-        <w:t>:</w:t>
-        <w:tab/>
-        <w:t>NIL</w:t>
-      </w:r>
-    </w:p>
-    <w:p>
-      <w:pPr>
-        <w:pStyle w:val="ListNumber"/>
-        <w:spacing w:before="0" w:after="40"/>
-        <w:ind w:left="720"/>
-      </w:pPr>
-      <w:r>
-        <w:rPr>
-          <w:rFonts w:ascii="Adani" w:hAnsi="Adani"/>
-          <w:b w:val="0"/>
-          <w:sz w:val="20"/>
-          <w:u w:val="none"/>
-        </w:rPr>
-        <w:t>Son</w:t>
-        <w:tab/>
-        <w:tab/>
-        <w:t>:</w:t>
-        <w:tab/>
-        <w:t>NIL</w:t>
-      </w:r>
-    </w:p>
-    <w:p>
-      <w:pPr>
-        <w:pStyle w:val="ListNumber"/>
-        <w:spacing w:before="0" w:after="40"/>
-        <w:ind w:left="720"/>
-      </w:pPr>
-      <w:r>
-        <w:rPr>
-          <w:rFonts w:ascii="Adani" w:hAnsi="Adani"/>
-          <w:b w:val="0"/>
-          <w:sz w:val="20"/>
-          <w:u w:val="none"/>
-        </w:rPr>
-        <w:t>Son's Wife</w:t>
-        <w:tab/>
-        <w:tab/>
-        <w:t>:</w:t>
-        <w:tab/>
-        <w:t>NIL</w:t>
-      </w:r>
-    </w:p>
-    <w:p>
-      <w:pPr>
-        <w:pStyle w:val="ListNumber"/>
-        <w:spacing w:before="0" w:after="40"/>
-        <w:ind w:left="720"/>
-      </w:pPr>
-      <w:r>
-        <w:rPr>
-          <w:rFonts w:ascii="Adani" w:hAnsi="Adani"/>
-          <w:b w:val="0"/>
-          <w:sz w:val="20"/>
-          <w:u w:val="none"/>
-        </w:rPr>
-        <w:t>Daughter</w:t>
-        <w:tab/>
-        <w:tab/>
-        <w:t>:</w:t>
-        <w:tab/>
-        <w:t>NIL</w:t>
-      </w:r>
-    </w:p>
-    <w:p>
-      <w:pPr>
-        <w:pStyle w:val="ListNumber"/>
-        <w:spacing w:before="0" w:after="40"/>
-        <w:ind w:left="720"/>
-      </w:pPr>
-      <w:r>
-        <w:rPr>
-          <w:rFonts w:ascii="Adani" w:hAnsi="Adani"/>
-          <w:b w:val="0"/>
-          <w:sz w:val="20"/>
-          <w:u w:val="none"/>
-        </w:rPr>
-        <w:t>Daughter's Husband</w:t>
-        <w:tab/>
-        <w:tab/>
-        <w:t>:</w:t>
-        <w:tab/>
-        <w:t>NIL</w:t>
-      </w:r>
-    </w:p>
-    <w:p>
-      <w:pPr>
-        <w:pStyle w:val="ListNumber"/>
-        <w:spacing w:before="0" w:after="40"/>
-        <w:ind w:left="720"/>
-      </w:pPr>
-      <w:r>
-        <w:rPr>
-          <w:rFonts w:ascii="Adani" w:hAnsi="Adani"/>
-          <w:b w:val="0"/>
-          <w:sz w:val="20"/>
-          <w:u w:val="none"/>
-        </w:rPr>
-        <w:t>Brother</w:t>
-        <w:tab/>
-        <w:tab/>
-        <w:t>:</w:t>
-        <w:tab/>
-        <w:t>NIL</w:t>
-      </w:r>
-    </w:p>
-    <w:p>
-      <w:pPr>
-        <w:pStyle w:val="ListNumber"/>
-        <w:spacing w:before="0" w:after="40"/>
-        <w:ind w:left="720"/>
-      </w:pPr>
-      <w:r>
-        <w:rPr>
-          <w:rFonts w:ascii="Adani" w:hAnsi="Adani"/>
-          <w:b w:val="0"/>
-          <w:sz w:val="20"/>
-          <w:u w:val="none"/>
-        </w:rPr>
-        <w:t>Sister</w:t>
-        <w:tab/>
-        <w:tab/>
-        <w:t>:</w:t>
-        <w:tab/>
-        <w:t>NIL</w:t>
-      </w:r>
-    </w:p>
+    <w:tbl>
+      <w:tblPr>
+        <w:tblW w:type="auto" w:w="0"/>
+        <w:jc w:val="left"/>
+        <w:tblLook w:firstColumn="1" w:firstRow="1" w:lastColumn="0" w:lastRow="0" w:noHBand="0" w:noVBand="1" w:val="04A0"/>
+      </w:tblPr>
+      <w:tblGrid>
+        <w:gridCol w:w="4536"/>
+        <w:gridCol w:w="4536"/>
+      </w:tblGrid>
+      <w:tr>
+        <w:tc>
+          <w:tcPr>
+            <w:tcW w:type="dxa" w:w="4536"/>
+            <w:tcBorders>
+              <w:top w:val="none"/>
+              <w:bottom w:val="none"/>
+              <w:left w:val="none"/>
+              <w:right w:val="none"/>
+            </w:tcBorders>
+          </w:tcPr>
+          <w:p>
+            <w:pPr>
+              <w:ind w:left="720"/>
+            </w:pPr>
+            <w:r>
+              <w:rPr>
+                <w:rFonts w:ascii="Adani" w:hAnsi="Adani"/>
+                <w:b w:val="0"/>
+                <w:sz w:val="20"/>
+                <w:u w:val="none"/>
+              </w:rPr>
+              <w:t>1.</w:t>
+              <w:tab/>
+              <w:t>Father</w:t>
+              <w:tab/>
+              <w:t>:</w:t>
+            </w:r>
+          </w:p>
+        </w:tc>
+        <w:tc>
+          <w:tcPr>
+            <w:tcW w:type="dxa" w:w="4536"/>
+            <w:tcBorders>
+              <w:top w:val="none"/>
+              <w:bottom w:val="none"/>
+              <w:left w:val="none"/>
+              <w:right w:val="none"/>
+            </w:tcBorders>
+          </w:tcPr>
+          <w:p>
+            <w:r>
+              <w:rPr>
+                <w:rFonts w:ascii="Adani" w:hAnsi="Adani"/>
+                <w:b w:val="0"/>
+                <w:sz w:val="20"/>
+                <w:u w:val="none"/>
+              </w:rPr>
+              <w:t>NIL</w:t>
+            </w:r>
+          </w:p>
+        </w:tc>
+      </w:tr>
+      <w:tr>
+        <w:tc>
+          <w:tcPr>
+            <w:tcW w:type="dxa" w:w="4536"/>
+            <w:tcBorders>
+              <w:top w:val="none"/>
+              <w:bottom w:val="none"/>
+              <w:left w:val="none"/>
+              <w:right w:val="none"/>
+            </w:tcBorders>
+          </w:tcPr>
+          <w:p>
+            <w:pPr>
+              <w:ind w:left="720"/>
+            </w:pPr>
+            <w:r>
+              <w:rPr>
+                <w:rFonts w:ascii="Adani" w:hAnsi="Adani"/>
+                <w:b w:val="0"/>
+                <w:sz w:val="20"/>
+                <w:u w:val="none"/>
+              </w:rPr>
+              <w:t>2.</w:t>
+              <w:tab/>
+              <w:t>Mother</w:t>
+              <w:tab/>
+              <w:t>:</w:t>
+            </w:r>
+          </w:p>
+        </w:tc>
+        <w:tc>
+          <w:tcPr>
+            <w:tcW w:type="dxa" w:w="4536"/>
+            <w:tcBorders>
+              <w:top w:val="none"/>
+              <w:bottom w:val="none"/>
+              <w:left w:val="none"/>
+              <w:right w:val="none"/>
+            </w:tcBorders>
+          </w:tcPr>
+          <w:p>
+            <w:r>
+              <w:rPr>
+                <w:rFonts w:ascii="Adani" w:hAnsi="Adani"/>
+                <w:b w:val="0"/>
+                <w:sz w:val="20"/>
+                <w:u w:val="none"/>
+              </w:rPr>
+              <w:t>NIL</w:t>
+            </w:r>
+          </w:p>
+        </w:tc>
+      </w:tr>
+      <w:tr>
+        <w:tc>
+          <w:tcPr>
+            <w:tcW w:type="dxa" w:w="4536"/>
+            <w:tcBorders>
+              <w:top w:val="none"/>
+              <w:bottom w:val="none"/>
+              <w:left w:val="none"/>
+              <w:right w:val="none"/>
+            </w:tcBorders>
+          </w:tcPr>
+          <w:p>
+            <w:pPr>
+              <w:ind w:left="720"/>
+            </w:pPr>
+            <w:r>
+              <w:rPr>
+                <w:rFonts w:ascii="Adani" w:hAnsi="Adani"/>
+                <w:b w:val="0"/>
+                <w:sz w:val="20"/>
+                <w:u w:val="none"/>
+              </w:rPr>
+              <w:t>3.</w:t>
+              <w:tab/>
+              <w:t>Son</w:t>
+              <w:tab/>
+              <w:t>:</w:t>
+            </w:r>
+          </w:p>
+        </w:tc>
+        <w:tc>
+          <w:tcPr>
+            <w:tcW w:type="dxa" w:w="4536"/>
+            <w:tcBorders>
+              <w:top w:val="none"/>
+              <w:bottom w:val="none"/>
+              <w:left w:val="none"/>
+              <w:right w:val="none"/>
+            </w:tcBorders>
+          </w:tcPr>
+          <w:p>
+            <w:r>
+              <w:rPr>
+                <w:rFonts w:ascii="Adani" w:hAnsi="Adani"/>
+                <w:b w:val="0"/>
+                <w:sz w:val="20"/>
+                <w:u w:val="none"/>
+              </w:rPr>
+              <w:t>NIL</w:t>
+            </w:r>
+          </w:p>
+        </w:tc>
+      </w:tr>
+      <w:tr>
+        <w:tc>
+          <w:tcPr>
+            <w:tcW w:type="dxa" w:w="4536"/>
+            <w:tcBorders>
+              <w:top w:val="none"/>
+              <w:bottom w:val="none"/>
+              <w:left w:val="none"/>
+              <w:right w:val="none"/>
+            </w:tcBorders>
+          </w:tcPr>
+          <w:p>
+            <w:pPr>
+              <w:ind w:left="720"/>
+            </w:pPr>
+            <w:r>
+              <w:rPr>
+                <w:rFonts w:ascii="Adani" w:hAnsi="Adani"/>
+                <w:b w:val="0"/>
+                <w:sz w:val="20"/>
+                <w:u w:val="none"/>
+              </w:rPr>
+              <w:t>4.</w:t>
+              <w:tab/>
+              <w:t>Son's Wife</w:t>
+              <w:tab/>
+              <w:t>:</w:t>
+            </w:r>
+          </w:p>
+        </w:tc>
+        <w:tc>
+          <w:tcPr>
+            <w:tcW w:type="dxa" w:w="4536"/>
+            <w:tcBorders>
+              <w:top w:val="none"/>
+              <w:bottom w:val="none"/>
+              <w:left w:val="none"/>
+              <w:right w:val="none"/>
+            </w:tcBorders>
+          </w:tcPr>
+          <w:p>
+            <w:r>
+              <w:rPr>
+                <w:rFonts w:ascii="Adani" w:hAnsi="Adani"/>
+                <w:b w:val="0"/>
+                <w:sz w:val="20"/>
+                <w:u w:val="none"/>
+              </w:rPr>
+              <w:t>NIL</w:t>
+            </w:r>
+          </w:p>
+        </w:tc>
+      </w:tr>
+      <w:tr>
+        <w:tc>
+          <w:tcPr>
+            <w:tcW w:type="dxa" w:w="4536"/>
+            <w:tcBorders>
+              <w:top w:val="none"/>
+              <w:bottom w:val="none"/>
+              <w:left w:val="none"/>
+              <w:right w:val="none"/>
+            </w:tcBorders>
+          </w:tcPr>
+          <w:p>
+            <w:pPr>
+              <w:ind w:left="720"/>
+            </w:pPr>
+            <w:r>
+              <w:rPr>
+                <w:rFonts w:ascii="Adani" w:hAnsi="Adani"/>
+                <w:b w:val="0"/>
+                <w:sz w:val="20"/>
+                <w:u w:val="none"/>
+              </w:rPr>
+              <w:t>5.</w:t>
+              <w:tab/>
+              <w:t>Daughter</w:t>
+              <w:tab/>
+              <w:t>:</w:t>
+            </w:r>
+          </w:p>
+        </w:tc>
+        <w:tc>
+          <w:tcPr>
+            <w:tcW w:type="dxa" w:w="4536"/>
+            <w:tcBorders>
+              <w:top w:val="none"/>
+              <w:bottom w:val="none"/>
+              <w:left w:val="none"/>
+              <w:right w:val="none"/>
+            </w:tcBorders>
+          </w:tcPr>
+          <w:p>
+            <w:r>
+              <w:rPr>
+                <w:rFonts w:ascii="Adani" w:hAnsi="Adani"/>
+                <w:b w:val="0"/>
+                <w:sz w:val="20"/>
+                <w:u w:val="none"/>
+              </w:rPr>
+              <w:t>NIL</w:t>
+            </w:r>
+          </w:p>
+        </w:tc>
+      </w:tr>
+      <w:tr>
+        <w:tc>
+          <w:tcPr>
+            <w:tcW w:type="dxa" w:w="4536"/>
+            <w:tcBorders>
+              <w:top w:val="none"/>
+              <w:bottom w:val="none"/>
+              <w:left w:val="none"/>
+              <w:right w:val="none"/>
+            </w:tcBorders>
+          </w:tcPr>
+          <w:p>
+            <w:pPr>
+              <w:ind w:left="720"/>
+            </w:pPr>
+            <w:r>
+              <w:rPr>
+                <w:rFonts w:ascii="Adani" w:hAnsi="Adani"/>
+                <w:b w:val="0"/>
+                <w:sz w:val="20"/>
+                <w:u w:val="none"/>
+              </w:rPr>
+              <w:t>6.</w:t>
+              <w:tab/>
+              <w:t>Daughter's Husband</w:t>
+              <w:tab/>
+              <w:t>:</w:t>
+            </w:r>
+          </w:p>
+        </w:tc>
+        <w:tc>
+          <w:tcPr>
+            <w:tcW w:type="dxa" w:w="4536"/>
+            <w:tcBorders>
+              <w:top w:val="none"/>
+              <w:bottom w:val="none"/>
+              <w:left w:val="none"/>
+              <w:right w:val="none"/>
+            </w:tcBorders>
+          </w:tcPr>
+          <w:p>
+            <w:r>
+              <w:rPr>
+                <w:rFonts w:ascii="Adani" w:hAnsi="Adani"/>
+                <w:b w:val="0"/>
+                <w:sz w:val="20"/>
+                <w:u w:val="none"/>
+              </w:rPr>
+              <w:t>NIL</w:t>
+            </w:r>
+          </w:p>
+        </w:tc>
+      </w:tr>
+      <w:tr>
+        <w:tc>
+          <w:tcPr>
+            <w:tcW w:type="dxa" w:w="4536"/>
+            <w:tcBorders>
+              <w:top w:val="none"/>
+              <w:bottom w:val="none"/>
+              <w:left w:val="none"/>
+              <w:right w:val="none"/>
+            </w:tcBorders>
+          </w:tcPr>
+          <w:p>
+            <w:pPr>
+              <w:ind w:left="720"/>
+            </w:pPr>
+            <w:r>
+              <w:rPr>
+                <w:rFonts w:ascii="Adani" w:hAnsi="Adani"/>
+                <w:b w:val="0"/>
+                <w:sz w:val="20"/>
+                <w:u w:val="none"/>
+              </w:rPr>
+              <w:t>7.</w:t>
+              <w:tab/>
+              <w:t>Brother</w:t>
+              <w:tab/>
+              <w:t>:</w:t>
+            </w:r>
+          </w:p>
+        </w:tc>
+        <w:tc>
+          <w:tcPr>
+            <w:tcW w:type="dxa" w:w="4536"/>
+            <w:tcBorders>
+              <w:top w:val="none"/>
+              <w:bottom w:val="none"/>
+              <w:left w:val="none"/>
+              <w:right w:val="none"/>
+            </w:tcBorders>
+          </w:tcPr>
+          <w:p>
+            <w:r>
+              <w:rPr>
+                <w:rFonts w:ascii="Adani" w:hAnsi="Adani"/>
+                <w:b w:val="0"/>
+                <w:sz w:val="20"/>
+                <w:u w:val="none"/>
+              </w:rPr>
+              <w:t>NIL</w:t>
+            </w:r>
+          </w:p>
+        </w:tc>
+      </w:tr>
+      <w:tr>
+        <w:tc>
+          <w:tcPr>
+            <w:tcW w:type="dxa" w:w="4536"/>
+            <w:tcBorders>
+              <w:top w:val="none"/>
+              <w:bottom w:val="none"/>
+              <w:left w:val="none"/>
+              <w:right w:val="none"/>
+            </w:tcBorders>
+          </w:tcPr>
+          <w:p>
+            <w:pPr>
+              <w:ind w:left="720"/>
+            </w:pPr>
+            <w:r>
+              <w:rPr>
+                <w:rFonts w:ascii="Adani" w:hAnsi="Adani"/>
+                <w:b w:val="0"/>
+                <w:sz w:val="20"/>
+                <w:u w:val="none"/>
+              </w:rPr>
+              <w:t>8.</w:t>
+              <w:tab/>
+              <w:t>Sister</w:t>
+              <w:tab/>
+              <w:t>:</w:t>
+            </w:r>
+          </w:p>
+        </w:tc>
+        <w:tc>
+          <w:tcPr>
+            <w:tcW w:type="dxa" w:w="4536"/>
+            <w:tcBorders>
+              <w:top w:val="none"/>
+              <w:bottom w:val="none"/>
+              <w:left w:val="none"/>
+              <w:right w:val="none"/>
+            </w:tcBorders>
+          </w:tcPr>
+          <w:p>
+            <w:r>
+              <w:rPr>
+                <w:rFonts w:ascii="Adani" w:hAnsi="Adani"/>
+                <w:b w:val="0"/>
+                <w:sz w:val="20"/>
+                <w:u w:val="none"/>
+              </w:rPr>
+              <w:t>NIL</w:t>
+            </w:r>
+          </w:p>
+        </w:tc>
+      </w:tr>
+    </w:tbl>
     <w:p/>
     <w:p>
       <w:pPr>
@@ -4149,7 +4161,7 @@
                 <w:sz w:val="18"/>
                 <w:u w:val="none"/>
               </w:rPr>
-              <w:t>Date:   07th May, 2026</w:t>
+              <w:t>Date:   15th May, 2026</w:t>
             </w:r>
           </w:p>
         </w:tc>
@@ -4310,7 +4322,7 @@
           <w:sz w:val="20"/>
           <w:u w:val="none"/>
         </w:rPr>
-        <w:t>07th May, 2026</w:t>
+        <w:t>15th May, 2026</w:t>
       </w:r>
     </w:p>
     <w:p>
@@ -4490,21 +4502,6 @@
           <w:sz w:val="20"/>
           <w:u w:val="none"/>
         </w:rPr>
-        <w:t>ADANI GREEN ENERGY (TAMILNADU) LIMITED</w:t>
-      </w:r>
-    </w:p>
-    <w:p>
-      <w:pPr>
-        <w:spacing w:before="0" w:after="20"/>
-        <w:jc w:val="left"/>
-      </w:pPr>
-      <w:r>
-        <w:rPr>
-          <w:rFonts w:ascii="Adani" w:hAnsi="Adani"/>
-          <w:b/>
-          <w:sz w:val="20"/>
-          <w:u w:val="none"/>
-        </w:rPr>
         <w:t>ADANI INSTITUTE FOR EDUCATION AND RESEARCH</w:t>
       </w:r>
     </w:p>
@@ -4521,6 +4518,21 @@
           <w:u w:val="none"/>
         </w:rPr>
         <w:t>ADANI ADVISORY LLP</w:t>
+      </w:r>
+    </w:p>
+    <w:p>
+      <w:pPr>
+        <w:spacing w:before="0" w:after="20"/>
+        <w:jc w:val="left"/>
+      </w:pPr>
+      <w:r>
+        <w:rPr>
+          <w:rFonts w:ascii="Adani" w:hAnsi="Adani"/>
+          <w:b/>
+          <w:sz w:val="20"/>
+          <w:u w:val="none"/>
+        </w:rPr>
+        <w:t>BARAMATI POWER PRIVATE LIMITED</w:t>
       </w:r>
     </w:p>
     <w:p>
@@ -4791,21 +4803,6 @@
           <w:sz w:val="20"/>
           <w:u w:val="none"/>
         </w:rPr>
-        <w:t>ADANI GREEN ENERGY (TAMILNADU) LIMITED</w:t>
-      </w:r>
-    </w:p>
-    <w:p>
-      <w:pPr>
-        <w:spacing w:before="0" w:after="20"/>
-        <w:jc w:val="left"/>
-      </w:pPr>
-      <w:r>
-        <w:rPr>
-          <w:rFonts w:ascii="Adani" w:hAnsi="Adani"/>
-          <w:b w:val="0"/>
-          <w:sz w:val="20"/>
-          <w:u w:val="none"/>
-        </w:rPr>
         <w:t>ADANI INSTITUTE FOR EDUCATION AND RESEARCH</w:t>
       </w:r>
     </w:p>
@@ -4962,6 +4959,21 @@
           <w:u w:val="none"/>
         </w:rPr>
         <w:t>ADANI TRADELINE PRIVATE LIMITED</w:t>
+      </w:r>
+    </w:p>
+    <w:p>
+      <w:pPr>
+        <w:spacing w:before="0" w:after="20"/>
+        <w:jc w:val="left"/>
+      </w:pPr>
+      <w:r>
+        <w:rPr>
+          <w:rFonts w:ascii="Adani" w:hAnsi="Adani"/>
+          <w:b w:val="0"/>
+          <w:sz w:val="20"/>
+          <w:u w:val="none"/>
+        </w:rPr>
+        <w:t>BARAMATI POWER PRIVATE LIMITED</w:t>
       </w:r>
     </w:p>
     <w:p>
@@ -6932,120 +6944,6 @@
                 <w:sz w:val="18"/>
                 <w:u w:val="none"/>
               </w:rPr>
-              <w:t>U40300GJ2015PLC082578</w:t>
-            </w:r>
-          </w:p>
-        </w:tc>
-        <w:tc>
-          <w:tcPr>
-            <w:tcW w:type="dxa" w:w="4252"/>
-            <w:shd w:val="clear" w:color="auto" w:fill="FFFFFF"/>
-            <w:tcBorders>
-              <w:top w:val="single" w:sz="4" w:space="0" w:color="000000"/>
-              <w:left w:val="single" w:sz="4" w:space="0" w:color="000000"/>
-              <w:bottom w:val="single" w:sz="4" w:space="0" w:color="000000"/>
-              <w:right w:val="single" w:sz="4" w:space="0" w:color="000000"/>
-            </w:tcBorders>
-            <w:vAlign w:val="center"/>
-          </w:tcPr>
-          <w:p>
-            <w:pPr>
-              <w:spacing w:before="40" w:after="40"/>
-              <w:jc w:val="left"/>
-            </w:pPr>
-            <w:r>
-              <w:rPr>
-                <w:rFonts w:ascii="Adani" w:hAnsi="Adani"/>
-                <w:b w:val="0"/>
-                <w:sz w:val="18"/>
-                <w:u w:val="none"/>
-              </w:rPr>
-              <w:t>ADANI GREEN ENERGY (TAMILNADU) LIMITED</w:t>
-            </w:r>
-          </w:p>
-        </w:tc>
-        <w:tc>
-          <w:tcPr>
-            <w:tcW w:type="dxa" w:w="1587"/>
-            <w:shd w:val="clear" w:color="auto" w:fill="FFFFFF"/>
-            <w:tcBorders>
-              <w:top w:val="single" w:sz="4" w:space="0" w:color="000000"/>
-              <w:left w:val="single" w:sz="4" w:space="0" w:color="000000"/>
-              <w:bottom w:val="single" w:sz="4" w:space="0" w:color="000000"/>
-              <w:right w:val="single" w:sz="4" w:space="0" w:color="000000"/>
-            </w:tcBorders>
-            <w:vAlign w:val="center"/>
-          </w:tcPr>
-          <w:p>
-            <w:pPr>
-              <w:spacing w:before="40" w:after="40"/>
-              <w:jc w:val="left"/>
-            </w:pPr>
-            <w:r>
-              <w:rPr>
-                <w:rFonts w:ascii="Adani" w:hAnsi="Adani"/>
-                <w:b w:val="0"/>
-                <w:sz w:val="18"/>
-                <w:u w:val="none"/>
-              </w:rPr>
-              <w:t>Director</w:t>
-            </w:r>
-          </w:p>
-        </w:tc>
-        <w:tc>
-          <w:tcPr>
-            <w:tcW w:type="dxa" w:w="1304"/>
-            <w:shd w:val="clear" w:color="auto" w:fill="FFFFFF"/>
-            <w:tcBorders>
-              <w:top w:val="single" w:sz="4" w:space="0" w:color="000000"/>
-              <w:left w:val="single" w:sz="4" w:space="0" w:color="000000"/>
-              <w:bottom w:val="single" w:sz="4" w:space="0" w:color="000000"/>
-              <w:right w:val="single" w:sz="4" w:space="0" w:color="000000"/>
-            </w:tcBorders>
-            <w:vAlign w:val="center"/>
-          </w:tcPr>
-          <w:p>
-            <w:pPr>
-              <w:spacing w:before="40" w:after="40"/>
-              <w:jc w:val="left"/>
-            </w:pPr>
-            <w:r>
-              <w:rPr>
-                <w:rFonts w:ascii="Adani" w:hAnsi="Adani"/>
-                <w:b w:val="0"/>
-                <w:sz w:val="18"/>
-                <w:u w:val="none"/>
-              </w:rPr>
-              <w:t>23/01/2015</w:t>
-            </w:r>
-          </w:p>
-        </w:tc>
-      </w:tr>
-      <w:tr>
-        <w:tc>
-          <w:tcPr>
-            <w:tcW w:type="dxa" w:w="2268"/>
-            <w:shd w:val="clear" w:color="auto" w:fill="FFFFFF"/>
-            <w:tcBorders>
-              <w:top w:val="single" w:sz="4" w:space="0" w:color="000000"/>
-              <w:left w:val="single" w:sz="4" w:space="0" w:color="000000"/>
-              <w:bottom w:val="single" w:sz="4" w:space="0" w:color="000000"/>
-              <w:right w:val="single" w:sz="4" w:space="0" w:color="000000"/>
-            </w:tcBorders>
-            <w:vAlign w:val="center"/>
-          </w:tcPr>
-          <w:p>
-            <w:pPr>
-              <w:spacing w:before="40" w:after="40"/>
-              <w:jc w:val="left"/>
-            </w:pPr>
-            <w:r>
-              <w:rPr>
-                <w:rFonts w:ascii="Adani" w:hAnsi="Adani"/>
-                <w:b w:val="0"/>
-                <w:sz w:val="18"/>
-                <w:u w:val="none"/>
-              </w:rPr>
               <w:t>U80903GJ2014NPL081534</w:t>
             </w:r>
           </w:p>
@@ -7245,6 +7143,120 @@
                 <w:u w:val="none"/>
               </w:rPr>
               <w:t>15/06/2011</w:t>
+            </w:r>
+          </w:p>
+        </w:tc>
+      </w:tr>
+      <w:tr>
+        <w:tc>
+          <w:tcPr>
+            <w:tcW w:type="dxa" w:w="2268"/>
+            <w:shd w:val="clear" w:color="auto" w:fill="FFFFFF"/>
+            <w:tcBorders>
+              <w:top w:val="single" w:sz="4" w:space="0" w:color="000000"/>
+              <w:left w:val="single" w:sz="4" w:space="0" w:color="000000"/>
+              <w:bottom w:val="single" w:sz="4" w:space="0" w:color="000000"/>
+              <w:right w:val="single" w:sz="4" w:space="0" w:color="000000"/>
+            </w:tcBorders>
+            <w:vAlign w:val="center"/>
+          </w:tcPr>
+          <w:p>
+            <w:pPr>
+              <w:spacing w:before="40" w:after="40"/>
+              <w:jc w:val="left"/>
+            </w:pPr>
+            <w:r>
+              <w:rPr>
+                <w:rFonts w:ascii="Adani" w:hAnsi="Adani"/>
+                <w:b w:val="0"/>
+                <w:sz w:val="18"/>
+                <w:u w:val="none"/>
+              </w:rPr>
+              <w:t>U40100GJ2008PTC055265</w:t>
+            </w:r>
+          </w:p>
+        </w:tc>
+        <w:tc>
+          <w:tcPr>
+            <w:tcW w:type="dxa" w:w="4252"/>
+            <w:shd w:val="clear" w:color="auto" w:fill="FFFFFF"/>
+            <w:tcBorders>
+              <w:top w:val="single" w:sz="4" w:space="0" w:color="000000"/>
+              <w:left w:val="single" w:sz="4" w:space="0" w:color="000000"/>
+              <w:bottom w:val="single" w:sz="4" w:space="0" w:color="000000"/>
+              <w:right w:val="single" w:sz="4" w:space="0" w:color="000000"/>
+            </w:tcBorders>
+            <w:vAlign w:val="center"/>
+          </w:tcPr>
+          <w:p>
+            <w:pPr>
+              <w:spacing w:before="40" w:after="40"/>
+              <w:jc w:val="left"/>
+            </w:pPr>
+            <w:r>
+              <w:rPr>
+                <w:rFonts w:ascii="Adani" w:hAnsi="Adani"/>
+                <w:b w:val="0"/>
+                <w:sz w:val="18"/>
+                <w:u w:val="none"/>
+              </w:rPr>
+              <w:t>BARAMATI POWER PRIVATE LIMITED</w:t>
+            </w:r>
+          </w:p>
+        </w:tc>
+        <w:tc>
+          <w:tcPr>
+            <w:tcW w:type="dxa" w:w="1587"/>
+            <w:shd w:val="clear" w:color="auto" w:fill="FFFFFF"/>
+            <w:tcBorders>
+              <w:top w:val="single" w:sz="4" w:space="0" w:color="000000"/>
+              <w:left w:val="single" w:sz="4" w:space="0" w:color="000000"/>
+              <w:bottom w:val="single" w:sz="4" w:space="0" w:color="000000"/>
+              <w:right w:val="single" w:sz="4" w:space="0" w:color="000000"/>
+            </w:tcBorders>
+            <w:vAlign w:val="center"/>
+          </w:tcPr>
+          <w:p>
+            <w:pPr>
+              <w:spacing w:before="40" w:after="40"/>
+              <w:jc w:val="left"/>
+            </w:pPr>
+            <w:r>
+              <w:rPr>
+                <w:rFonts w:ascii="Adani" w:hAnsi="Adani"/>
+                <w:b w:val="0"/>
+                <w:sz w:val="18"/>
+                <w:u w:val="none"/>
+              </w:rPr>
+              <w:t>Director</w:t>
+            </w:r>
+          </w:p>
+        </w:tc>
+        <w:tc>
+          <w:tcPr>
+            <w:tcW w:type="dxa" w:w="1304"/>
+            <w:shd w:val="clear" w:color="auto" w:fill="FFFFFF"/>
+            <w:tcBorders>
+              <w:top w:val="single" w:sz="4" w:space="0" w:color="000000"/>
+              <w:left w:val="single" w:sz="4" w:space="0" w:color="000000"/>
+              <w:bottom w:val="single" w:sz="4" w:space="0" w:color="000000"/>
+              <w:right w:val="single" w:sz="4" w:space="0" w:color="000000"/>
+            </w:tcBorders>
+            <w:vAlign w:val="center"/>
+          </w:tcPr>
+          <w:p>
+            <w:pPr>
+              <w:spacing w:before="40" w:after="40"/>
+              <w:jc w:val="left"/>
+            </w:pPr>
+            <w:r>
+              <w:rPr>
+                <w:rFonts w:ascii="Adani" w:hAnsi="Adani"/>
+                <w:b w:val="0"/>
+                <w:sz w:val="18"/>
+                <w:u w:val="none"/>
+              </w:rPr>
+              <w:t>21/10/2008</w:t>
             </w:r>
           </w:p>
         </w:tc>

--- a/Backend/Director_Disclosure/Output_Disclosures/2024-25/ADANI_WELSPUN_EXPLORATION_LIMITED/MBP-1/MBP1_Rajesh_Shantilal_Adani_00006322.docx
+++ b/Backend/Director_Disclosure/Output_Disclosures/2024-25/ADANI_WELSPUN_EXPLORATION_LIMITED/MBP-1/MBP1_Rajesh_Shantilal_Adani_00006322.docx
@@ -3124,7 +3124,7 @@
                 <w:sz w:val="18"/>
                 <w:u w:val="none"/>
               </w:rPr>
-              <w:t>Date:   15th May, 2026</w:t>
+              <w:t>Date:   27th May, 2026</w:t>
             </w:r>
           </w:p>
         </w:tc>
@@ -4161,7 +4161,7 @@
                 <w:sz w:val="18"/>
                 <w:u w:val="none"/>
               </w:rPr>
-              <w:t>Date:   15th May, 2026</w:t>
+              <w:t>Date:   27th May, 2026</w:t>
             </w:r>
           </w:p>
         </w:tc>
@@ -4322,7 +4322,7 @@
           <w:sz w:val="20"/>
           <w:u w:val="none"/>
         </w:rPr>
-        <w:t>15th May, 2026</w:t>
+        <w:t>27th May, 2026</w:t>
       </w:r>
     </w:p>
     <w:p>

--- a/Backend/Director_Disclosure/Output_Disclosures/2024-25/ADANI_WELSPUN_EXPLORATION_LIMITED/MBP-1/MBP1_Rajesh_Shantilal_Adani_00006322.docx
+++ b/Backend/Director_Disclosure/Output_Disclosures/2024-25/ADANI_WELSPUN_EXPLORATION_LIMITED/MBP-1/MBP1_Rajesh_Shantilal_Adani_00006322.docx
@@ -389,7 +389,7 @@
                 <w:sz w:val="18"/>
                 <w:u w:val="none"/>
               </w:rPr>
-              <w:t>ADANI CEMENTS LIMITED</w:t>
+              <w:t>ADANI INFRA (INDIA) LIMITED</w:t>
             </w:r>
           </w:p>
         </w:tc>
@@ -473,7 +473,7 @@
                 <w:sz w:val="18"/>
                 <w:u w:val="none"/>
               </w:rPr>
-              <w:t>—</w:t>
+              <w:t>26/06/2025</w:t>
             </w:r>
           </w:p>
         </w:tc>
@@ -673,148 +673,6 @@
                 <w:sz w:val="18"/>
                 <w:u w:val="none"/>
               </w:rPr>
-              <w:t>ADANI INFRA (INDIA) LIMITED</w:t>
-            </w:r>
-          </w:p>
-        </w:tc>
-        <w:tc>
-          <w:tcPr>
-            <w:tcW w:type="dxa" w:w="1814"/>
-            <w:shd w:val="clear" w:color="auto" w:fill="FFFFFF"/>
-            <w:tcBorders>
-              <w:top w:val="single" w:sz="4" w:space="0" w:color="000000"/>
-              <w:left w:val="single" w:sz="4" w:space="0" w:color="000000"/>
-              <w:bottom w:val="single" w:sz="4" w:space="0" w:color="000000"/>
-              <w:right w:val="single" w:sz="4" w:space="0" w:color="000000"/>
-            </w:tcBorders>
-            <w:vAlign w:val="center"/>
-          </w:tcPr>
-          <w:p>
-            <w:pPr>
-              <w:spacing w:before="40" w:after="40"/>
-              <w:jc w:val="left"/>
-            </w:pPr>
-            <w:r>
-              <w:rPr>
-                <w:rFonts w:ascii="Adani" w:hAnsi="Adani"/>
-                <w:b w:val="0"/>
-                <w:sz w:val="18"/>
-                <w:u w:val="none"/>
-              </w:rPr>
-              <w:t>Additional Director</w:t>
-            </w:r>
-          </w:p>
-        </w:tc>
-        <w:tc>
-          <w:tcPr>
-            <w:tcW w:type="dxa" w:w="1020"/>
-            <w:shd w:val="clear" w:color="auto" w:fill="FFFFFF"/>
-            <w:tcBorders>
-              <w:top w:val="single" w:sz="4" w:space="0" w:color="000000"/>
-              <w:left w:val="single" w:sz="4" w:space="0" w:color="000000"/>
-              <w:bottom w:val="single" w:sz="4" w:space="0" w:color="000000"/>
-              <w:right w:val="single" w:sz="4" w:space="0" w:color="000000"/>
-            </w:tcBorders>
-            <w:vAlign w:val="center"/>
-          </w:tcPr>
-          <w:p>
-            <w:pPr>
-              <w:spacing w:before="40" w:after="40"/>
-              <w:jc w:val="left"/>
-            </w:pPr>
-            <w:r>
-              <w:rPr>
-                <w:rFonts w:ascii="Adani" w:hAnsi="Adani"/>
-                <w:b w:val="0"/>
-                <w:sz w:val="18"/>
-                <w:u w:val="none"/>
-              </w:rPr>
-              <w:t>NIL</w:t>
-            </w:r>
-          </w:p>
-        </w:tc>
-        <w:tc>
-          <w:tcPr>
-            <w:tcW w:type="dxa" w:w="1247"/>
-            <w:shd w:val="clear" w:color="auto" w:fill="FFFFFF"/>
-            <w:tcBorders>
-              <w:top w:val="single" w:sz="4" w:space="0" w:color="000000"/>
-              <w:left w:val="single" w:sz="4" w:space="0" w:color="000000"/>
-              <w:bottom w:val="single" w:sz="4" w:space="0" w:color="000000"/>
-              <w:right w:val="single" w:sz="4" w:space="0" w:color="000000"/>
-            </w:tcBorders>
-            <w:vAlign w:val="center"/>
-          </w:tcPr>
-          <w:p>
-            <w:pPr>
-              <w:spacing w:before="40" w:after="40"/>
-              <w:jc w:val="left"/>
-            </w:pPr>
-            <w:r>
-              <w:rPr>
-                <w:rFonts w:ascii="Adani" w:hAnsi="Adani"/>
-                <w:b w:val="0"/>
-                <w:sz w:val="18"/>
-                <w:u w:val="none"/>
-              </w:rPr>
-              <w:t>19/12/2024</w:t>
-            </w:r>
-          </w:p>
-        </w:tc>
-      </w:tr>
-      <w:tr>
-        <w:tc>
-          <w:tcPr>
-            <w:tcW w:type="dxa" w:w="680"/>
-            <w:shd w:val="clear" w:color="auto" w:fill="FFFFFF"/>
-            <w:tcBorders>
-              <w:top w:val="single" w:sz="4" w:space="0" w:color="000000"/>
-              <w:left w:val="single" w:sz="4" w:space="0" w:color="000000"/>
-              <w:bottom w:val="single" w:sz="4" w:space="0" w:color="000000"/>
-              <w:right w:val="single" w:sz="4" w:space="0" w:color="000000"/>
-            </w:tcBorders>
-            <w:vAlign w:val="center"/>
-          </w:tcPr>
-          <w:p>
-            <w:pPr>
-              <w:spacing w:before="40" w:after="40"/>
-              <w:jc w:val="left"/>
-            </w:pPr>
-            <w:r>
-              <w:rPr>
-                <w:rFonts w:ascii="Adani" w:hAnsi="Adani"/>
-                <w:b w:val="0"/>
-                <w:sz w:val="18"/>
-                <w:u w:val="none"/>
-              </w:rPr>
-              <w:t>4</w:t>
-            </w:r>
-          </w:p>
-        </w:tc>
-        <w:tc>
-          <w:tcPr>
-            <w:tcW w:type="dxa" w:w="3969"/>
-            <w:shd w:val="clear" w:color="auto" w:fill="FFFFFF"/>
-            <w:tcBorders>
-              <w:top w:val="single" w:sz="4" w:space="0" w:color="000000"/>
-              <w:left w:val="single" w:sz="4" w:space="0" w:color="000000"/>
-              <w:bottom w:val="single" w:sz="4" w:space="0" w:color="000000"/>
-              <w:right w:val="single" w:sz="4" w:space="0" w:color="000000"/>
-            </w:tcBorders>
-            <w:vAlign w:val="center"/>
-          </w:tcPr>
-          <w:p>
-            <w:pPr>
-              <w:spacing w:before="40" w:after="40"/>
-              <w:jc w:val="left"/>
-            </w:pPr>
-            <w:r>
-              <w:rPr>
-                <w:rFonts w:ascii="Adani" w:hAnsi="Adani"/>
-                <w:b w:val="0"/>
-                <w:sz w:val="18"/>
-                <w:u w:val="none"/>
-              </w:rPr>
               <w:t>KARNAVATI MUSEUM OF LEADERSHIP FOUNDATION</w:t>
             </w:r>
           </w:p>
@@ -929,7 +787,7 @@
                 <w:sz w:val="18"/>
                 <w:u w:val="none"/>
               </w:rPr>
-              <w:t>5</w:t>
+              <w:t>4</w:t>
             </w:r>
           </w:p>
         </w:tc>
@@ -1042,6 +900,148 @@
                 <w:u w:val="none"/>
               </w:rPr>
               <w:t>06/07/2022</w:t>
+            </w:r>
+          </w:p>
+        </w:tc>
+      </w:tr>
+      <w:tr>
+        <w:tc>
+          <w:tcPr>
+            <w:tcW w:type="dxa" w:w="680"/>
+            <w:shd w:val="clear" w:color="auto" w:fill="FFFFFF"/>
+            <w:tcBorders>
+              <w:top w:val="single" w:sz="4" w:space="0" w:color="000000"/>
+              <w:left w:val="single" w:sz="4" w:space="0" w:color="000000"/>
+              <w:bottom w:val="single" w:sz="4" w:space="0" w:color="000000"/>
+              <w:right w:val="single" w:sz="4" w:space="0" w:color="000000"/>
+            </w:tcBorders>
+            <w:vAlign w:val="center"/>
+          </w:tcPr>
+          <w:p>
+            <w:pPr>
+              <w:spacing w:before="40" w:after="40"/>
+              <w:jc w:val="left"/>
+            </w:pPr>
+            <w:r>
+              <w:rPr>
+                <w:rFonts w:ascii="Adani" w:hAnsi="Adani"/>
+                <w:b w:val="0"/>
+                <w:sz w:val="18"/>
+                <w:u w:val="none"/>
+              </w:rPr>
+              <w:t>5</w:t>
+            </w:r>
+          </w:p>
+        </w:tc>
+        <w:tc>
+          <w:tcPr>
+            <w:tcW w:type="dxa" w:w="3969"/>
+            <w:shd w:val="clear" w:color="auto" w:fill="FFFFFF"/>
+            <w:tcBorders>
+              <w:top w:val="single" w:sz="4" w:space="0" w:color="000000"/>
+              <w:left w:val="single" w:sz="4" w:space="0" w:color="000000"/>
+              <w:bottom w:val="single" w:sz="4" w:space="0" w:color="000000"/>
+              <w:right w:val="single" w:sz="4" w:space="0" w:color="000000"/>
+            </w:tcBorders>
+            <w:vAlign w:val="center"/>
+          </w:tcPr>
+          <w:p>
+            <w:pPr>
+              <w:spacing w:before="40" w:after="40"/>
+              <w:jc w:val="left"/>
+            </w:pPr>
+            <w:r>
+              <w:rPr>
+                <w:rFonts w:ascii="Adani" w:hAnsi="Adani"/>
+                <w:b w:val="0"/>
+                <w:sz w:val="18"/>
+                <w:u w:val="none"/>
+              </w:rPr>
+              <w:t>ADANI POWER LIMITED</w:t>
+            </w:r>
+          </w:p>
+        </w:tc>
+        <w:tc>
+          <w:tcPr>
+            <w:tcW w:type="dxa" w:w="1814"/>
+            <w:shd w:val="clear" w:color="auto" w:fill="FFFFFF"/>
+            <w:tcBorders>
+              <w:top w:val="single" w:sz="4" w:space="0" w:color="000000"/>
+              <w:left w:val="single" w:sz="4" w:space="0" w:color="000000"/>
+              <w:bottom w:val="single" w:sz="4" w:space="0" w:color="000000"/>
+              <w:right w:val="single" w:sz="4" w:space="0" w:color="000000"/>
+            </w:tcBorders>
+            <w:vAlign w:val="center"/>
+          </w:tcPr>
+          <w:p>
+            <w:pPr>
+              <w:spacing w:before="40" w:after="40"/>
+              <w:jc w:val="left"/>
+            </w:pPr>
+            <w:r>
+              <w:rPr>
+                <w:rFonts w:ascii="Adani" w:hAnsi="Adani"/>
+                <w:b w:val="0"/>
+                <w:sz w:val="18"/>
+                <w:u w:val="none"/>
+              </w:rPr>
+              <w:t>Director</w:t>
+            </w:r>
+          </w:p>
+        </w:tc>
+        <w:tc>
+          <w:tcPr>
+            <w:tcW w:type="dxa" w:w="1020"/>
+            <w:shd w:val="clear" w:color="auto" w:fill="FFFFFF"/>
+            <w:tcBorders>
+              <w:top w:val="single" w:sz="4" w:space="0" w:color="000000"/>
+              <w:left w:val="single" w:sz="4" w:space="0" w:color="000000"/>
+              <w:bottom w:val="single" w:sz="4" w:space="0" w:color="000000"/>
+              <w:right w:val="single" w:sz="4" w:space="0" w:color="000000"/>
+            </w:tcBorders>
+            <w:vAlign w:val="center"/>
+          </w:tcPr>
+          <w:p>
+            <w:pPr>
+              <w:spacing w:before="40" w:after="40"/>
+              <w:jc w:val="left"/>
+            </w:pPr>
+            <w:r>
+              <w:rPr>
+                <w:rFonts w:ascii="Adani" w:hAnsi="Adani"/>
+                <w:b w:val="0"/>
+                <w:sz w:val="18"/>
+                <w:u w:val="none"/>
+              </w:rPr>
+              <w:t>NIL</w:t>
+            </w:r>
+          </w:p>
+        </w:tc>
+        <w:tc>
+          <w:tcPr>
+            <w:tcW w:type="dxa" w:w="1247"/>
+            <w:shd w:val="clear" w:color="auto" w:fill="FFFFFF"/>
+            <w:tcBorders>
+              <w:top w:val="single" w:sz="4" w:space="0" w:color="000000"/>
+              <w:left w:val="single" w:sz="4" w:space="0" w:color="000000"/>
+              <w:bottom w:val="single" w:sz="4" w:space="0" w:color="000000"/>
+              <w:right w:val="single" w:sz="4" w:space="0" w:color="000000"/>
+            </w:tcBorders>
+            <w:vAlign w:val="center"/>
+          </w:tcPr>
+          <w:p>
+            <w:pPr>
+              <w:spacing w:before="40" w:after="40"/>
+              <w:jc w:val="left"/>
+            </w:pPr>
+            <w:r>
+              <w:rPr>
+                <w:rFonts w:ascii="Adani" w:hAnsi="Adani"/>
+                <w:b w:val="0"/>
+                <w:sz w:val="18"/>
+                <w:u w:val="none"/>
+              </w:rPr>
+              <w:t>10/07/2020</w:t>
             </w:r>
           </w:p>
         </w:tc>
@@ -1951,432 +1951,6 @@
                 <w:sz w:val="18"/>
                 <w:u w:val="none"/>
               </w:rPr>
-              <w:t>BARAMATI POWER PRIVATE LIMITED</w:t>
-            </w:r>
-          </w:p>
-        </w:tc>
-        <w:tc>
-          <w:tcPr>
-            <w:tcW w:type="dxa" w:w="1814"/>
-            <w:shd w:val="clear" w:color="auto" w:fill="FFFFFF"/>
-            <w:tcBorders>
-              <w:top w:val="single" w:sz="4" w:space="0" w:color="000000"/>
-              <w:left w:val="single" w:sz="4" w:space="0" w:color="000000"/>
-              <w:bottom w:val="single" w:sz="4" w:space="0" w:color="000000"/>
-              <w:right w:val="single" w:sz="4" w:space="0" w:color="000000"/>
-            </w:tcBorders>
-            <w:vAlign w:val="center"/>
-          </w:tcPr>
-          <w:p>
-            <w:pPr>
-              <w:spacing w:before="40" w:after="40"/>
-              <w:jc w:val="left"/>
-            </w:pPr>
-            <w:r>
-              <w:rPr>
-                <w:rFonts w:ascii="Adani" w:hAnsi="Adani"/>
-                <w:b w:val="0"/>
-                <w:sz w:val="18"/>
-                <w:u w:val="none"/>
-              </w:rPr>
-              <w:t>Director</w:t>
-            </w:r>
-          </w:p>
-        </w:tc>
-        <w:tc>
-          <w:tcPr>
-            <w:tcW w:type="dxa" w:w="1020"/>
-            <w:shd w:val="clear" w:color="auto" w:fill="FFFFFF"/>
-            <w:tcBorders>
-              <w:top w:val="single" w:sz="4" w:space="0" w:color="000000"/>
-              <w:left w:val="single" w:sz="4" w:space="0" w:color="000000"/>
-              <w:bottom w:val="single" w:sz="4" w:space="0" w:color="000000"/>
-              <w:right w:val="single" w:sz="4" w:space="0" w:color="000000"/>
-            </w:tcBorders>
-            <w:vAlign w:val="center"/>
-          </w:tcPr>
-          <w:p>
-            <w:pPr>
-              <w:spacing w:before="40" w:after="40"/>
-              <w:jc w:val="left"/>
-            </w:pPr>
-            <w:r>
-              <w:rPr>
-                <w:rFonts w:ascii="Adani" w:hAnsi="Adani"/>
-                <w:b w:val="0"/>
-                <w:sz w:val="18"/>
-                <w:u w:val="none"/>
-              </w:rPr>
-              <w:t>NIL</w:t>
-            </w:r>
-          </w:p>
-        </w:tc>
-        <w:tc>
-          <w:tcPr>
-            <w:tcW w:type="dxa" w:w="1247"/>
-            <w:shd w:val="clear" w:color="auto" w:fill="FFFFFF"/>
-            <w:tcBorders>
-              <w:top w:val="single" w:sz="4" w:space="0" w:color="000000"/>
-              <w:left w:val="single" w:sz="4" w:space="0" w:color="000000"/>
-              <w:bottom w:val="single" w:sz="4" w:space="0" w:color="000000"/>
-              <w:right w:val="single" w:sz="4" w:space="0" w:color="000000"/>
-            </w:tcBorders>
-            <w:vAlign w:val="center"/>
-          </w:tcPr>
-          <w:p>
-            <w:pPr>
-              <w:spacing w:before="40" w:after="40"/>
-              <w:jc w:val="left"/>
-            </w:pPr>
-            <w:r>
-              <w:rPr>
-                <w:rFonts w:ascii="Adani" w:hAnsi="Adani"/>
-                <w:b w:val="0"/>
-                <w:sz w:val="18"/>
-                <w:u w:val="none"/>
-              </w:rPr>
-              <w:t>21/10/2008</w:t>
-            </w:r>
-          </w:p>
-        </w:tc>
-      </w:tr>
-      <w:tr>
-        <w:tc>
-          <w:tcPr>
-            <w:tcW w:type="dxa" w:w="680"/>
-            <w:shd w:val="clear" w:color="auto" w:fill="FFFFFF"/>
-            <w:tcBorders>
-              <w:top w:val="single" w:sz="4" w:space="0" w:color="000000"/>
-              <w:left w:val="single" w:sz="4" w:space="0" w:color="000000"/>
-              <w:bottom w:val="single" w:sz="4" w:space="0" w:color="000000"/>
-              <w:right w:val="single" w:sz="4" w:space="0" w:color="000000"/>
-            </w:tcBorders>
-            <w:vAlign w:val="center"/>
-          </w:tcPr>
-          <w:p>
-            <w:pPr>
-              <w:spacing w:before="40" w:after="40"/>
-              <w:jc w:val="left"/>
-            </w:pPr>
-            <w:r>
-              <w:rPr>
-                <w:rFonts w:ascii="Adani" w:hAnsi="Adani"/>
-                <w:b w:val="0"/>
-                <w:sz w:val="18"/>
-                <w:u w:val="none"/>
-              </w:rPr>
-              <w:t>13</w:t>
-            </w:r>
-          </w:p>
-        </w:tc>
-        <w:tc>
-          <w:tcPr>
-            <w:tcW w:type="dxa" w:w="3969"/>
-            <w:shd w:val="clear" w:color="auto" w:fill="FFFFFF"/>
-            <w:tcBorders>
-              <w:top w:val="single" w:sz="4" w:space="0" w:color="000000"/>
-              <w:left w:val="single" w:sz="4" w:space="0" w:color="000000"/>
-              <w:bottom w:val="single" w:sz="4" w:space="0" w:color="000000"/>
-              <w:right w:val="single" w:sz="4" w:space="0" w:color="000000"/>
-            </w:tcBorders>
-            <w:vAlign w:val="center"/>
-          </w:tcPr>
-          <w:p>
-            <w:pPr>
-              <w:spacing w:before="40" w:after="40"/>
-              <w:jc w:val="left"/>
-            </w:pPr>
-            <w:r>
-              <w:rPr>
-                <w:rFonts w:ascii="Adani" w:hAnsi="Adani"/>
-                <w:b w:val="0"/>
-                <w:sz w:val="18"/>
-                <w:u w:val="none"/>
-              </w:rPr>
-              <w:t>ADANI MINING PRIVATE LIMITED</w:t>
-            </w:r>
-          </w:p>
-        </w:tc>
-        <w:tc>
-          <w:tcPr>
-            <w:tcW w:type="dxa" w:w="1814"/>
-            <w:shd w:val="clear" w:color="auto" w:fill="FFFFFF"/>
-            <w:tcBorders>
-              <w:top w:val="single" w:sz="4" w:space="0" w:color="000000"/>
-              <w:left w:val="single" w:sz="4" w:space="0" w:color="000000"/>
-              <w:bottom w:val="single" w:sz="4" w:space="0" w:color="000000"/>
-              <w:right w:val="single" w:sz="4" w:space="0" w:color="000000"/>
-            </w:tcBorders>
-            <w:vAlign w:val="center"/>
-          </w:tcPr>
-          <w:p>
-            <w:pPr>
-              <w:spacing w:before="40" w:after="40"/>
-              <w:jc w:val="left"/>
-            </w:pPr>
-            <w:r>
-              <w:rPr>
-                <w:rFonts w:ascii="Adani" w:hAnsi="Adani"/>
-                <w:b w:val="0"/>
-                <w:sz w:val="18"/>
-                <w:u w:val="none"/>
-              </w:rPr>
-              <w:t>Director</w:t>
-            </w:r>
-          </w:p>
-        </w:tc>
-        <w:tc>
-          <w:tcPr>
-            <w:tcW w:type="dxa" w:w="1020"/>
-            <w:shd w:val="clear" w:color="auto" w:fill="FFFFFF"/>
-            <w:tcBorders>
-              <w:top w:val="single" w:sz="4" w:space="0" w:color="000000"/>
-              <w:left w:val="single" w:sz="4" w:space="0" w:color="000000"/>
-              <w:bottom w:val="single" w:sz="4" w:space="0" w:color="000000"/>
-              <w:right w:val="single" w:sz="4" w:space="0" w:color="000000"/>
-            </w:tcBorders>
-            <w:vAlign w:val="center"/>
-          </w:tcPr>
-          <w:p>
-            <w:pPr>
-              <w:spacing w:before="40" w:after="40"/>
-              <w:jc w:val="left"/>
-            </w:pPr>
-            <w:r>
-              <w:rPr>
-                <w:rFonts w:ascii="Adani" w:hAnsi="Adani"/>
-                <w:b w:val="0"/>
-                <w:sz w:val="18"/>
-                <w:u w:val="none"/>
-              </w:rPr>
-              <w:t>NIL</w:t>
-            </w:r>
-          </w:p>
-        </w:tc>
-        <w:tc>
-          <w:tcPr>
-            <w:tcW w:type="dxa" w:w="1247"/>
-            <w:shd w:val="clear" w:color="auto" w:fill="FFFFFF"/>
-            <w:tcBorders>
-              <w:top w:val="single" w:sz="4" w:space="0" w:color="000000"/>
-              <w:left w:val="single" w:sz="4" w:space="0" w:color="000000"/>
-              <w:bottom w:val="single" w:sz="4" w:space="0" w:color="000000"/>
-              <w:right w:val="single" w:sz="4" w:space="0" w:color="000000"/>
-            </w:tcBorders>
-            <w:vAlign w:val="center"/>
-          </w:tcPr>
-          <w:p>
-            <w:pPr>
-              <w:spacing w:before="40" w:after="40"/>
-              <w:jc w:val="left"/>
-            </w:pPr>
-            <w:r>
-              <w:rPr>
-                <w:rFonts w:ascii="Adani" w:hAnsi="Adani"/>
-                <w:b w:val="0"/>
-                <w:sz w:val="18"/>
-                <w:u w:val="none"/>
-              </w:rPr>
-              <w:t>31/08/2007</w:t>
-            </w:r>
-          </w:p>
-        </w:tc>
-      </w:tr>
-      <w:tr>
-        <w:tc>
-          <w:tcPr>
-            <w:tcW w:type="dxa" w:w="680"/>
-            <w:shd w:val="clear" w:color="auto" w:fill="FFFFFF"/>
-            <w:tcBorders>
-              <w:top w:val="single" w:sz="4" w:space="0" w:color="000000"/>
-              <w:left w:val="single" w:sz="4" w:space="0" w:color="000000"/>
-              <w:bottom w:val="single" w:sz="4" w:space="0" w:color="000000"/>
-              <w:right w:val="single" w:sz="4" w:space="0" w:color="000000"/>
-            </w:tcBorders>
-            <w:vAlign w:val="center"/>
-          </w:tcPr>
-          <w:p>
-            <w:pPr>
-              <w:spacing w:before="40" w:after="40"/>
-              <w:jc w:val="left"/>
-            </w:pPr>
-            <w:r>
-              <w:rPr>
-                <w:rFonts w:ascii="Adani" w:hAnsi="Adani"/>
-                <w:b w:val="0"/>
-                <w:sz w:val="18"/>
-                <w:u w:val="none"/>
-              </w:rPr>
-              <w:t>14</w:t>
-            </w:r>
-          </w:p>
-        </w:tc>
-        <w:tc>
-          <w:tcPr>
-            <w:tcW w:type="dxa" w:w="3969"/>
-            <w:shd w:val="clear" w:color="auto" w:fill="FFFFFF"/>
-            <w:tcBorders>
-              <w:top w:val="single" w:sz="4" w:space="0" w:color="000000"/>
-              <w:left w:val="single" w:sz="4" w:space="0" w:color="000000"/>
-              <w:bottom w:val="single" w:sz="4" w:space="0" w:color="000000"/>
-              <w:right w:val="single" w:sz="4" w:space="0" w:color="000000"/>
-            </w:tcBorders>
-            <w:vAlign w:val="center"/>
-          </w:tcPr>
-          <w:p>
-            <w:pPr>
-              <w:spacing w:before="40" w:after="40"/>
-              <w:jc w:val="left"/>
-            </w:pPr>
-            <w:r>
-              <w:rPr>
-                <w:rFonts w:ascii="Adani" w:hAnsi="Adani"/>
-                <w:b w:val="0"/>
-                <w:sz w:val="18"/>
-                <w:u w:val="none"/>
-              </w:rPr>
-              <w:t>ADANI POWER LIMITED</w:t>
-            </w:r>
-          </w:p>
-        </w:tc>
-        <w:tc>
-          <w:tcPr>
-            <w:tcW w:type="dxa" w:w="1814"/>
-            <w:shd w:val="clear" w:color="auto" w:fill="FFFFFF"/>
-            <w:tcBorders>
-              <w:top w:val="single" w:sz="4" w:space="0" w:color="000000"/>
-              <w:left w:val="single" w:sz="4" w:space="0" w:color="000000"/>
-              <w:bottom w:val="single" w:sz="4" w:space="0" w:color="000000"/>
-              <w:right w:val="single" w:sz="4" w:space="0" w:color="000000"/>
-            </w:tcBorders>
-            <w:vAlign w:val="center"/>
-          </w:tcPr>
-          <w:p>
-            <w:pPr>
-              <w:spacing w:before="40" w:after="40"/>
-              <w:jc w:val="left"/>
-            </w:pPr>
-            <w:r>
-              <w:rPr>
-                <w:rFonts w:ascii="Adani" w:hAnsi="Adani"/>
-                <w:b w:val="0"/>
-                <w:sz w:val="18"/>
-                <w:u w:val="none"/>
-              </w:rPr>
-              <w:t>Managing Director</w:t>
-            </w:r>
-          </w:p>
-        </w:tc>
-        <w:tc>
-          <w:tcPr>
-            <w:tcW w:type="dxa" w:w="1020"/>
-            <w:shd w:val="clear" w:color="auto" w:fill="FFFFFF"/>
-            <w:tcBorders>
-              <w:top w:val="single" w:sz="4" w:space="0" w:color="000000"/>
-              <w:left w:val="single" w:sz="4" w:space="0" w:color="000000"/>
-              <w:bottom w:val="single" w:sz="4" w:space="0" w:color="000000"/>
-              <w:right w:val="single" w:sz="4" w:space="0" w:color="000000"/>
-            </w:tcBorders>
-            <w:vAlign w:val="center"/>
-          </w:tcPr>
-          <w:p>
-            <w:pPr>
-              <w:spacing w:before="40" w:after="40"/>
-              <w:jc w:val="left"/>
-            </w:pPr>
-            <w:r>
-              <w:rPr>
-                <w:rFonts w:ascii="Adani" w:hAnsi="Adani"/>
-                <w:b w:val="0"/>
-                <w:sz w:val="18"/>
-                <w:u w:val="none"/>
-              </w:rPr>
-              <w:t>NIL</w:t>
-            </w:r>
-          </w:p>
-        </w:tc>
-        <w:tc>
-          <w:tcPr>
-            <w:tcW w:type="dxa" w:w="1247"/>
-            <w:shd w:val="clear" w:color="auto" w:fill="FFFFFF"/>
-            <w:tcBorders>
-              <w:top w:val="single" w:sz="4" w:space="0" w:color="000000"/>
-              <w:left w:val="single" w:sz="4" w:space="0" w:color="000000"/>
-              <w:bottom w:val="single" w:sz="4" w:space="0" w:color="000000"/>
-              <w:right w:val="single" w:sz="4" w:space="0" w:color="000000"/>
-            </w:tcBorders>
-            <w:vAlign w:val="center"/>
-          </w:tcPr>
-          <w:p>
-            <w:pPr>
-              <w:spacing w:before="40" w:after="40"/>
-              <w:jc w:val="left"/>
-            </w:pPr>
-            <w:r>
-              <w:rPr>
-                <w:rFonts w:ascii="Adani" w:hAnsi="Adani"/>
-                <w:b w:val="0"/>
-                <w:sz w:val="18"/>
-                <w:u w:val="none"/>
-              </w:rPr>
-              <w:t>12/06/2007</w:t>
-            </w:r>
-          </w:p>
-        </w:tc>
-      </w:tr>
-      <w:tr>
-        <w:tc>
-          <w:tcPr>
-            <w:tcW w:type="dxa" w:w="680"/>
-            <w:shd w:val="clear" w:color="auto" w:fill="FFFFFF"/>
-            <w:tcBorders>
-              <w:top w:val="single" w:sz="4" w:space="0" w:color="000000"/>
-              <w:left w:val="single" w:sz="4" w:space="0" w:color="000000"/>
-              <w:bottom w:val="single" w:sz="4" w:space="0" w:color="000000"/>
-              <w:right w:val="single" w:sz="4" w:space="0" w:color="000000"/>
-            </w:tcBorders>
-            <w:vAlign w:val="center"/>
-          </w:tcPr>
-          <w:p>
-            <w:pPr>
-              <w:spacing w:before="40" w:after="40"/>
-              <w:jc w:val="left"/>
-            </w:pPr>
-            <w:r>
-              <w:rPr>
-                <w:rFonts w:ascii="Adani" w:hAnsi="Adani"/>
-                <w:b w:val="0"/>
-                <w:sz w:val="18"/>
-                <w:u w:val="none"/>
-              </w:rPr>
-              <w:t>15</w:t>
-            </w:r>
-          </w:p>
-        </w:tc>
-        <w:tc>
-          <w:tcPr>
-            <w:tcW w:type="dxa" w:w="3969"/>
-            <w:shd w:val="clear" w:color="auto" w:fill="FFFFFF"/>
-            <w:tcBorders>
-              <w:top w:val="single" w:sz="4" w:space="0" w:color="000000"/>
-              <w:left w:val="single" w:sz="4" w:space="0" w:color="000000"/>
-              <w:bottom w:val="single" w:sz="4" w:space="0" w:color="000000"/>
-              <w:right w:val="single" w:sz="4" w:space="0" w:color="000000"/>
-            </w:tcBorders>
-            <w:vAlign w:val="center"/>
-          </w:tcPr>
-          <w:p>
-            <w:pPr>
-              <w:spacing w:before="40" w:after="40"/>
-              <w:jc w:val="left"/>
-            </w:pPr>
-            <w:r>
-              <w:rPr>
-                <w:rFonts w:ascii="Adani" w:hAnsi="Adani"/>
-                <w:b w:val="0"/>
-                <w:sz w:val="18"/>
-                <w:u w:val="none"/>
-              </w:rPr>
               <w:t>ADANI WELSPUN EXPLORATION LIMITED</w:t>
             </w:r>
           </w:p>
@@ -2491,7 +2065,7 @@
                 <w:sz w:val="18"/>
                 <w:u w:val="none"/>
               </w:rPr>
-              <w:t>16</w:t>
+              <w:t>13</w:t>
             </w:r>
           </w:p>
         </w:tc>
@@ -2633,7 +2207,7 @@
                 <w:sz w:val="18"/>
                 <w:u w:val="none"/>
               </w:rPr>
-              <w:t>17</w:t>
+              <w:t>14</w:t>
             </w:r>
           </w:p>
         </w:tc>
@@ -2746,148 +2320,6 @@
                 <w:u w:val="none"/>
               </w:rPr>
               <w:t>26/05/1998</w:t>
-            </w:r>
-          </w:p>
-        </w:tc>
-      </w:tr>
-      <w:tr>
-        <w:tc>
-          <w:tcPr>
-            <w:tcW w:type="dxa" w:w="680"/>
-            <w:shd w:val="clear" w:color="auto" w:fill="FFFFFF"/>
-            <w:tcBorders>
-              <w:top w:val="single" w:sz="4" w:space="0" w:color="000000"/>
-              <w:left w:val="single" w:sz="4" w:space="0" w:color="000000"/>
-              <w:bottom w:val="single" w:sz="4" w:space="0" w:color="000000"/>
-              <w:right w:val="single" w:sz="4" w:space="0" w:color="000000"/>
-            </w:tcBorders>
-            <w:vAlign w:val="center"/>
-          </w:tcPr>
-          <w:p>
-            <w:pPr>
-              <w:spacing w:before="40" w:after="40"/>
-              <w:jc w:val="left"/>
-            </w:pPr>
-            <w:r>
-              <w:rPr>
-                <w:rFonts w:ascii="Adani" w:hAnsi="Adani"/>
-                <w:b w:val="0"/>
-                <w:sz w:val="18"/>
-                <w:u w:val="none"/>
-              </w:rPr>
-              <w:t>18</w:t>
-            </w:r>
-          </w:p>
-        </w:tc>
-        <w:tc>
-          <w:tcPr>
-            <w:tcW w:type="dxa" w:w="3969"/>
-            <w:shd w:val="clear" w:color="auto" w:fill="FFFFFF"/>
-            <w:tcBorders>
-              <w:top w:val="single" w:sz="4" w:space="0" w:color="000000"/>
-              <w:left w:val="single" w:sz="4" w:space="0" w:color="000000"/>
-              <w:bottom w:val="single" w:sz="4" w:space="0" w:color="000000"/>
-              <w:right w:val="single" w:sz="4" w:space="0" w:color="000000"/>
-            </w:tcBorders>
-            <w:vAlign w:val="center"/>
-          </w:tcPr>
-          <w:p>
-            <w:pPr>
-              <w:spacing w:before="40" w:after="40"/>
-              <w:jc w:val="left"/>
-            </w:pPr>
-            <w:r>
-              <w:rPr>
-                <w:rFonts w:ascii="Adani" w:hAnsi="Adani"/>
-                <w:b w:val="0"/>
-                <w:sz w:val="18"/>
-                <w:u w:val="none"/>
-              </w:rPr>
-              <w:t>ADANI CHEMICALS LIMITED</w:t>
-            </w:r>
-          </w:p>
-        </w:tc>
-        <w:tc>
-          <w:tcPr>
-            <w:tcW w:type="dxa" w:w="1814"/>
-            <w:shd w:val="clear" w:color="auto" w:fill="FFFFFF"/>
-            <w:tcBorders>
-              <w:top w:val="single" w:sz="4" w:space="0" w:color="000000"/>
-              <w:left w:val="single" w:sz="4" w:space="0" w:color="000000"/>
-              <w:bottom w:val="single" w:sz="4" w:space="0" w:color="000000"/>
-              <w:right w:val="single" w:sz="4" w:space="0" w:color="000000"/>
-            </w:tcBorders>
-            <w:vAlign w:val="center"/>
-          </w:tcPr>
-          <w:p>
-            <w:pPr>
-              <w:spacing w:before="40" w:after="40"/>
-              <w:jc w:val="left"/>
-            </w:pPr>
-            <w:r>
-              <w:rPr>
-                <w:rFonts w:ascii="Adani" w:hAnsi="Adani"/>
-                <w:b w:val="0"/>
-                <w:sz w:val="18"/>
-                <w:u w:val="none"/>
-              </w:rPr>
-              <w:t>Director</w:t>
-            </w:r>
-          </w:p>
-        </w:tc>
-        <w:tc>
-          <w:tcPr>
-            <w:tcW w:type="dxa" w:w="1020"/>
-            <w:shd w:val="clear" w:color="auto" w:fill="FFFFFF"/>
-            <w:tcBorders>
-              <w:top w:val="single" w:sz="4" w:space="0" w:color="000000"/>
-              <w:left w:val="single" w:sz="4" w:space="0" w:color="000000"/>
-              <w:bottom w:val="single" w:sz="4" w:space="0" w:color="000000"/>
-              <w:right w:val="single" w:sz="4" w:space="0" w:color="000000"/>
-            </w:tcBorders>
-            <w:vAlign w:val="center"/>
-          </w:tcPr>
-          <w:p>
-            <w:pPr>
-              <w:spacing w:before="40" w:after="40"/>
-              <w:jc w:val="left"/>
-            </w:pPr>
-            <w:r>
-              <w:rPr>
-                <w:rFonts w:ascii="Adani" w:hAnsi="Adani"/>
-                <w:b w:val="0"/>
-                <w:sz w:val="18"/>
-                <w:u w:val="none"/>
-              </w:rPr>
-              <w:t>NIL</w:t>
-            </w:r>
-          </w:p>
-        </w:tc>
-        <w:tc>
-          <w:tcPr>
-            <w:tcW w:type="dxa" w:w="1247"/>
-            <w:shd w:val="clear" w:color="auto" w:fill="FFFFFF"/>
-            <w:tcBorders>
-              <w:top w:val="single" w:sz="4" w:space="0" w:color="000000"/>
-              <w:left w:val="single" w:sz="4" w:space="0" w:color="000000"/>
-              <w:bottom w:val="single" w:sz="4" w:space="0" w:color="000000"/>
-              <w:right w:val="single" w:sz="4" w:space="0" w:color="000000"/>
-            </w:tcBorders>
-            <w:vAlign w:val="center"/>
-          </w:tcPr>
-          <w:p>
-            <w:pPr>
-              <w:spacing w:before="40" w:after="40"/>
-              <w:jc w:val="left"/>
-            </w:pPr>
-            <w:r>
-              <w:rPr>
-                <w:rFonts w:ascii="Adani" w:hAnsi="Adani"/>
-                <w:b w:val="0"/>
-                <w:sz w:val="18"/>
-                <w:u w:val="none"/>
-              </w:rPr>
-              <w:t>03/12/1992</w:t>
             </w:r>
           </w:p>
         </w:tc>
@@ -3124,7 +2556,7 @@
                 <w:sz w:val="18"/>
                 <w:u w:val="none"/>
               </w:rPr>
-              <w:t>Date:   27th May, 2026</w:t>
+              <w:t>Date:   09th June, 2026</w:t>
             </w:r>
           </w:p>
         </w:tc>
@@ -4161,7 +3593,7 @@
                 <w:sz w:val="18"/>
                 <w:u w:val="none"/>
               </w:rPr>
-              <w:t>Date:   27th May, 2026</w:t>
+              <w:t>Date:   09th June, 2026</w:t>
             </w:r>
           </w:p>
         </w:tc>
@@ -4322,7 +3754,7 @@
           <w:sz w:val="20"/>
           <w:u w:val="none"/>
         </w:rPr>
-        <w:t>27th May, 2026</w:t>
+        <w:t>09th June, 2026</w:t>
       </w:r>
     </w:p>
     <w:p>
@@ -4367,7 +3799,7 @@
           <w:sz w:val="20"/>
           <w:u w:val="none"/>
         </w:rPr>
-        <w:t>ADANI CEMENTS LIMITED</w:t>
+        <w:t>ADANI INFRA (INDIA) LIMITED</w:t>
       </w:r>
     </w:p>
     <w:p>
@@ -4383,21 +3815,6 @@
           <w:u w:val="none"/>
         </w:rPr>
         <w:t>ADANI FOUNDATION</w:t>
-      </w:r>
-    </w:p>
-    <w:p>
-      <w:pPr>
-        <w:spacing w:before="0" w:after="20"/>
-        <w:jc w:val="left"/>
-      </w:pPr>
-      <w:r>
-        <w:rPr>
-          <w:rFonts w:ascii="Adani" w:hAnsi="Adani"/>
-          <w:b/>
-          <w:sz w:val="20"/>
-          <w:u w:val="none"/>
-        </w:rPr>
-        <w:t>ADANI INFRA (INDIA) LIMITED</w:t>
       </w:r>
     </w:p>
     <w:p>
@@ -4428,6 +3845,21 @@
           <w:u w:val="none"/>
         </w:rPr>
         <w:t>ADANI TRADELINE PRIVATE LIMITED</w:t>
+      </w:r>
+    </w:p>
+    <w:p>
+      <w:pPr>
+        <w:spacing w:before="0" w:after="20"/>
+        <w:jc w:val="left"/>
+      </w:pPr>
+      <w:r>
+        <w:rPr>
+          <w:rFonts w:ascii="Adani" w:hAnsi="Adani"/>
+          <w:b/>
+          <w:sz w:val="20"/>
+          <w:u w:val="none"/>
+        </w:rPr>
+        <w:t>ADANI POWER LIMITED</w:t>
       </w:r>
     </w:p>
     <w:p>
@@ -4532,51 +3964,6 @@
           <w:sz w:val="20"/>
           <w:u w:val="none"/>
         </w:rPr>
-        <w:t>BARAMATI POWER PRIVATE LIMITED</w:t>
-      </w:r>
-    </w:p>
-    <w:p>
-      <w:pPr>
-        <w:spacing w:before="0" w:after="20"/>
-        <w:jc w:val="left"/>
-      </w:pPr>
-      <w:r>
-        <w:rPr>
-          <w:rFonts w:ascii="Adani" w:hAnsi="Adani"/>
-          <w:b/>
-          <w:sz w:val="20"/>
-          <w:u w:val="none"/>
-        </w:rPr>
-        <w:t>ADANI MINING PRIVATE LIMITED</w:t>
-      </w:r>
-    </w:p>
-    <w:p>
-      <w:pPr>
-        <w:spacing w:before="0" w:after="20"/>
-        <w:jc w:val="left"/>
-      </w:pPr>
-      <w:r>
-        <w:rPr>
-          <w:rFonts w:ascii="Adani" w:hAnsi="Adani"/>
-          <w:b/>
-          <w:sz w:val="20"/>
-          <w:u w:val="none"/>
-        </w:rPr>
-        <w:t>ADANI POWER LIMITED</w:t>
-      </w:r>
-    </w:p>
-    <w:p>
-      <w:pPr>
-        <w:spacing w:before="0" w:after="20"/>
-        <w:jc w:val="left"/>
-      </w:pPr>
-      <w:r>
-        <w:rPr>
-          <w:rFonts w:ascii="Adani" w:hAnsi="Adani"/>
-          <w:b/>
-          <w:sz w:val="20"/>
-          <w:u w:val="none"/>
-        </w:rPr>
         <w:t>ADANI WELSPUN EXPLORATION LIMITED</w:t>
       </w:r>
     </w:p>
@@ -4608,21 +3995,6 @@
           <w:u w:val="none"/>
         </w:rPr>
         <w:t>ADANI PORTS AND SPECIAL ECONOMIC ZONE LIMITED</w:t>
-      </w:r>
-    </w:p>
-    <w:p>
-      <w:pPr>
-        <w:spacing w:before="0" w:after="20"/>
-        <w:jc w:val="left"/>
-      </w:pPr>
-      <w:r>
-        <w:rPr>
-          <w:rFonts w:ascii="Adani" w:hAnsi="Adani"/>
-          <w:b/>
-          <w:sz w:val="20"/>
-          <w:u w:val="none"/>
-        </w:rPr>
-        <w:t>ADANI CHEMICALS LIMITED</w:t>
       </w:r>
     </w:p>
     <w:p/>
@@ -4683,7 +4055,7 @@
           <w:sz w:val="20"/>
           <w:u w:val="none"/>
         </w:rPr>
-        <w:t>ADANI CEMENTS LIMITED</w:t>
+        <w:t>ADANI INFRA (INDIA) LIMITED</w:t>
       </w:r>
     </w:p>
     <w:p>
@@ -4713,7 +4085,7 @@
           <w:sz w:val="20"/>
           <w:u w:val="none"/>
         </w:rPr>
-        <w:t>ADANI INFRA (INDIA) LIMITED</w:t>
+        <w:t>KARNAVATI MUSEUM OF LEADERSHIP FOUNDATION</w:t>
       </w:r>
     </w:p>
     <w:p>
@@ -4728,7 +4100,7 @@
           <w:sz w:val="20"/>
           <w:u w:val="none"/>
         </w:rPr>
-        <w:t>KARNAVATI MUSEUM OF LEADERSHIP FOUNDATION</w:t>
+        <w:t>ADANI POWER LIMITED</w:t>
       </w:r>
     </w:p>
     <w:p>
@@ -4833,21 +4205,6 @@
           <w:sz w:val="20"/>
           <w:u w:val="none"/>
         </w:rPr>
-        <w:t>ADANI POWER LIMITED</w:t>
-      </w:r>
-    </w:p>
-    <w:p>
-      <w:pPr>
-        <w:spacing w:before="0" w:after="20"/>
-        <w:jc w:val="left"/>
-      </w:pPr>
-      <w:r>
-        <w:rPr>
-          <w:rFonts w:ascii="Adani" w:hAnsi="Adani"/>
-          <w:b w:val="0"/>
-          <w:sz w:val="20"/>
-          <w:u w:val="none"/>
-        </w:rPr>
         <w:t>ADANI WELSPUN EXPLORATION LIMITED</w:t>
       </w:r>
     </w:p>
@@ -4879,21 +4236,6 @@
           <w:u w:val="none"/>
         </w:rPr>
         <w:t>ADANI PORTS AND SPECIAL ECONOMIC ZONE LIMITED</w:t>
-      </w:r>
-    </w:p>
-    <w:p>
-      <w:pPr>
-        <w:spacing w:before="0" w:after="20"/>
-        <w:jc w:val="left"/>
-      </w:pPr>
-      <w:r>
-        <w:rPr>
-          <w:rFonts w:ascii="Adani" w:hAnsi="Adani"/>
-          <w:b w:val="0"/>
-          <w:sz w:val="20"/>
-          <w:u w:val="none"/>
-        </w:rPr>
-        <w:t>ADANI CHEMICALS LIMITED</w:t>
       </w:r>
     </w:p>
     <w:p/>
@@ -4959,36 +4301,6 @@
           <w:u w:val="none"/>
         </w:rPr>
         <w:t>ADANI TRADELINE PRIVATE LIMITED</w:t>
-      </w:r>
-    </w:p>
-    <w:p>
-      <w:pPr>
-        <w:spacing w:before="0" w:after="20"/>
-        <w:jc w:val="left"/>
-      </w:pPr>
-      <w:r>
-        <w:rPr>
-          <w:rFonts w:ascii="Adani" w:hAnsi="Adani"/>
-          <w:b w:val="0"/>
-          <w:sz w:val="20"/>
-          <w:u w:val="none"/>
-        </w:rPr>
-        <w:t>BARAMATI POWER PRIVATE LIMITED</w:t>
-      </w:r>
-    </w:p>
-    <w:p>
-      <w:pPr>
-        <w:spacing w:before="0" w:after="20"/>
-        <w:jc w:val="left"/>
-      </w:pPr>
-      <w:r>
-        <w:rPr>
-          <w:rFonts w:ascii="Adani" w:hAnsi="Adani"/>
-          <w:b w:val="0"/>
-          <w:sz w:val="20"/>
-          <w:u w:val="none"/>
-        </w:rPr>
-        <w:t>ADANI MINING PRIVATE LIMITED</w:t>
       </w:r>
     </w:p>
     <w:p/>
@@ -5746,7 +5058,7 @@
                 <w:sz w:val="18"/>
                 <w:u w:val="none"/>
               </w:rPr>
-              <w:t>18</w:t>
+              <w:t>14</w:t>
             </w:r>
           </w:p>
         </w:tc>
@@ -5919,7 +5231,7 @@
                 <w:sz w:val="18"/>
                 <w:u w:val="none"/>
               </w:rPr>
-              <w:t>U26943GJ2009PLC058955</w:t>
+              <w:t>U45204GJ2010PLC059226</w:t>
             </w:r>
           </w:p>
         </w:tc>
@@ -5947,7 +5259,7 @@
                 <w:sz w:val="18"/>
                 <w:u w:val="none"/>
               </w:rPr>
-              <w:t>ADANI CEMENTS LIMITED</w:t>
+              <w:t>ADANI INFRA (INDIA) LIMITED</w:t>
             </w:r>
           </w:p>
         </w:tc>
@@ -6003,6 +5315,7 @@
                 <w:sz w:val="18"/>
                 <w:u w:val="none"/>
               </w:rPr>
+              <w:t>26/06/2025</w:t>
             </w:r>
           </w:p>
         </w:tc>
@@ -6117,120 +5430,6 @@
                 <w:u w:val="none"/>
               </w:rPr>
               <w:t>28/02/2025</w:t>
-            </w:r>
-          </w:p>
-        </w:tc>
-      </w:tr>
-      <w:tr>
-        <w:tc>
-          <w:tcPr>
-            <w:tcW w:type="dxa" w:w="2268"/>
-            <w:shd w:val="clear" w:color="auto" w:fill="FFFFFF"/>
-            <w:tcBorders>
-              <w:top w:val="single" w:sz="4" w:space="0" w:color="000000"/>
-              <w:left w:val="single" w:sz="4" w:space="0" w:color="000000"/>
-              <w:bottom w:val="single" w:sz="4" w:space="0" w:color="000000"/>
-              <w:right w:val="single" w:sz="4" w:space="0" w:color="000000"/>
-            </w:tcBorders>
-            <w:vAlign w:val="center"/>
-          </w:tcPr>
-          <w:p>
-            <w:pPr>
-              <w:spacing w:before="40" w:after="40"/>
-              <w:jc w:val="left"/>
-            </w:pPr>
-            <w:r>
-              <w:rPr>
-                <w:rFonts w:ascii="Adani" w:hAnsi="Adani"/>
-                <w:b w:val="0"/>
-                <w:sz w:val="18"/>
-                <w:u w:val="none"/>
-              </w:rPr>
-              <w:t>U45204GJ2010PLC059226</w:t>
-            </w:r>
-          </w:p>
-        </w:tc>
-        <w:tc>
-          <w:tcPr>
-            <w:tcW w:type="dxa" w:w="4252"/>
-            <w:shd w:val="clear" w:color="auto" w:fill="FFFFFF"/>
-            <w:tcBorders>
-              <w:top w:val="single" w:sz="4" w:space="0" w:color="000000"/>
-              <w:left w:val="single" w:sz="4" w:space="0" w:color="000000"/>
-              <w:bottom w:val="single" w:sz="4" w:space="0" w:color="000000"/>
-              <w:right w:val="single" w:sz="4" w:space="0" w:color="000000"/>
-            </w:tcBorders>
-            <w:vAlign w:val="center"/>
-          </w:tcPr>
-          <w:p>
-            <w:pPr>
-              <w:spacing w:before="40" w:after="40"/>
-              <w:jc w:val="left"/>
-            </w:pPr>
-            <w:r>
-              <w:rPr>
-                <w:rFonts w:ascii="Adani" w:hAnsi="Adani"/>
-                <w:b w:val="0"/>
-                <w:sz w:val="18"/>
-                <w:u w:val="none"/>
-              </w:rPr>
-              <w:t>ADANI INFRA (INDIA) LIMITED</w:t>
-            </w:r>
-          </w:p>
-        </w:tc>
-        <w:tc>
-          <w:tcPr>
-            <w:tcW w:type="dxa" w:w="1587"/>
-            <w:shd w:val="clear" w:color="auto" w:fill="FFFFFF"/>
-            <w:tcBorders>
-              <w:top w:val="single" w:sz="4" w:space="0" w:color="000000"/>
-              <w:left w:val="single" w:sz="4" w:space="0" w:color="000000"/>
-              <w:bottom w:val="single" w:sz="4" w:space="0" w:color="000000"/>
-              <w:right w:val="single" w:sz="4" w:space="0" w:color="000000"/>
-            </w:tcBorders>
-            <w:vAlign w:val="center"/>
-          </w:tcPr>
-          <w:p>
-            <w:pPr>
-              <w:spacing w:before="40" w:after="40"/>
-              <w:jc w:val="left"/>
-            </w:pPr>
-            <w:r>
-              <w:rPr>
-                <w:rFonts w:ascii="Adani" w:hAnsi="Adani"/>
-                <w:b w:val="0"/>
-                <w:sz w:val="18"/>
-                <w:u w:val="none"/>
-              </w:rPr>
-              <w:t>Additional Director</w:t>
-            </w:r>
-          </w:p>
-        </w:tc>
-        <w:tc>
-          <w:tcPr>
-            <w:tcW w:type="dxa" w:w="1304"/>
-            <w:shd w:val="clear" w:color="auto" w:fill="FFFFFF"/>
-            <w:tcBorders>
-              <w:top w:val="single" w:sz="4" w:space="0" w:color="000000"/>
-              <w:left w:val="single" w:sz="4" w:space="0" w:color="000000"/>
-              <w:bottom w:val="single" w:sz="4" w:space="0" w:color="000000"/>
-              <w:right w:val="single" w:sz="4" w:space="0" w:color="000000"/>
-            </w:tcBorders>
-            <w:vAlign w:val="center"/>
-          </w:tcPr>
-          <w:p>
-            <w:pPr>
-              <w:spacing w:before="40" w:after="40"/>
-              <w:jc w:val="left"/>
-            </w:pPr>
-            <w:r>
-              <w:rPr>
-                <w:rFonts w:ascii="Adani" w:hAnsi="Adani"/>
-                <w:b w:val="0"/>
-                <w:sz w:val="18"/>
-                <w:u w:val="none"/>
-              </w:rPr>
-              <w:t>19/12/2024</w:t>
             </w:r>
           </w:p>
         </w:tc>
@@ -6459,6 +5658,120 @@
                 <w:u w:val="none"/>
               </w:rPr>
               <w:t>06/07/2022</w:t>
+            </w:r>
+          </w:p>
+        </w:tc>
+      </w:tr>
+      <w:tr>
+        <w:tc>
+          <w:tcPr>
+            <w:tcW w:type="dxa" w:w="2268"/>
+            <w:shd w:val="clear" w:color="auto" w:fill="FFFFFF"/>
+            <w:tcBorders>
+              <w:top w:val="single" w:sz="4" w:space="0" w:color="000000"/>
+              <w:left w:val="single" w:sz="4" w:space="0" w:color="000000"/>
+              <w:bottom w:val="single" w:sz="4" w:space="0" w:color="000000"/>
+              <w:right w:val="single" w:sz="4" w:space="0" w:color="000000"/>
+            </w:tcBorders>
+            <w:vAlign w:val="center"/>
+          </w:tcPr>
+          <w:p>
+            <w:pPr>
+              <w:spacing w:before="40" w:after="40"/>
+              <w:jc w:val="left"/>
+            </w:pPr>
+            <w:r>
+              <w:rPr>
+                <w:rFonts w:ascii="Adani" w:hAnsi="Adani"/>
+                <w:b w:val="0"/>
+                <w:sz w:val="18"/>
+                <w:u w:val="none"/>
+              </w:rPr>
+              <w:t>L40100GJ1996PLC030533</w:t>
+            </w:r>
+          </w:p>
+        </w:tc>
+        <w:tc>
+          <w:tcPr>
+            <w:tcW w:type="dxa" w:w="4252"/>
+            <w:shd w:val="clear" w:color="auto" w:fill="FFFFFF"/>
+            <w:tcBorders>
+              <w:top w:val="single" w:sz="4" w:space="0" w:color="000000"/>
+              <w:left w:val="single" w:sz="4" w:space="0" w:color="000000"/>
+              <w:bottom w:val="single" w:sz="4" w:space="0" w:color="000000"/>
+              <w:right w:val="single" w:sz="4" w:space="0" w:color="000000"/>
+            </w:tcBorders>
+            <w:vAlign w:val="center"/>
+          </w:tcPr>
+          <w:p>
+            <w:pPr>
+              <w:spacing w:before="40" w:after="40"/>
+              <w:jc w:val="left"/>
+            </w:pPr>
+            <w:r>
+              <w:rPr>
+                <w:rFonts w:ascii="Adani" w:hAnsi="Adani"/>
+                <w:b w:val="0"/>
+                <w:sz w:val="18"/>
+                <w:u w:val="none"/>
+              </w:rPr>
+              <w:t>ADANI POWER LIMITED</w:t>
+            </w:r>
+          </w:p>
+        </w:tc>
+        <w:tc>
+          <w:tcPr>
+            <w:tcW w:type="dxa" w:w="1587"/>
+            <w:shd w:val="clear" w:color="auto" w:fill="FFFFFF"/>
+            <w:tcBorders>
+              <w:top w:val="single" w:sz="4" w:space="0" w:color="000000"/>
+              <w:left w:val="single" w:sz="4" w:space="0" w:color="000000"/>
+              <w:bottom w:val="single" w:sz="4" w:space="0" w:color="000000"/>
+              <w:right w:val="single" w:sz="4" w:space="0" w:color="000000"/>
+            </w:tcBorders>
+            <w:vAlign w:val="center"/>
+          </w:tcPr>
+          <w:p>
+            <w:pPr>
+              <w:spacing w:before="40" w:after="40"/>
+              <w:jc w:val="left"/>
+            </w:pPr>
+            <w:r>
+              <w:rPr>
+                <w:rFonts w:ascii="Adani" w:hAnsi="Adani"/>
+                <w:b w:val="0"/>
+                <w:sz w:val="18"/>
+                <w:u w:val="none"/>
+              </w:rPr>
+              <w:t>Director</w:t>
+            </w:r>
+          </w:p>
+        </w:tc>
+        <w:tc>
+          <w:tcPr>
+            <w:tcW w:type="dxa" w:w="1304"/>
+            <w:shd w:val="clear" w:color="auto" w:fill="FFFFFF"/>
+            <w:tcBorders>
+              <w:top w:val="single" w:sz="4" w:space="0" w:color="000000"/>
+              <w:left w:val="single" w:sz="4" w:space="0" w:color="000000"/>
+              <w:bottom w:val="single" w:sz="4" w:space="0" w:color="000000"/>
+              <w:right w:val="single" w:sz="4" w:space="0" w:color="000000"/>
+            </w:tcBorders>
+            <w:vAlign w:val="center"/>
+          </w:tcPr>
+          <w:p>
+            <w:pPr>
+              <w:spacing w:before="40" w:after="40"/>
+              <w:jc w:val="left"/>
+            </w:pPr>
+            <w:r>
+              <w:rPr>
+                <w:rFonts w:ascii="Adani" w:hAnsi="Adani"/>
+                <w:b w:val="0"/>
+                <w:sz w:val="18"/>
+                <w:u w:val="none"/>
+              </w:rPr>
+              <w:t>10/07/2020</w:t>
             </w:r>
           </w:p>
         </w:tc>
@@ -7172,348 +6485,6 @@
                 <w:sz w:val="18"/>
                 <w:u w:val="none"/>
               </w:rPr>
-              <w:t>U40100GJ2008PTC055265</w:t>
-            </w:r>
-          </w:p>
-        </w:tc>
-        <w:tc>
-          <w:tcPr>
-            <w:tcW w:type="dxa" w:w="4252"/>
-            <w:shd w:val="clear" w:color="auto" w:fill="FFFFFF"/>
-            <w:tcBorders>
-              <w:top w:val="single" w:sz="4" w:space="0" w:color="000000"/>
-              <w:left w:val="single" w:sz="4" w:space="0" w:color="000000"/>
-              <w:bottom w:val="single" w:sz="4" w:space="0" w:color="000000"/>
-              <w:right w:val="single" w:sz="4" w:space="0" w:color="000000"/>
-            </w:tcBorders>
-            <w:vAlign w:val="center"/>
-          </w:tcPr>
-          <w:p>
-            <w:pPr>
-              <w:spacing w:before="40" w:after="40"/>
-              <w:jc w:val="left"/>
-            </w:pPr>
-            <w:r>
-              <w:rPr>
-                <w:rFonts w:ascii="Adani" w:hAnsi="Adani"/>
-                <w:b w:val="0"/>
-                <w:sz w:val="18"/>
-                <w:u w:val="none"/>
-              </w:rPr>
-              <w:t>BARAMATI POWER PRIVATE LIMITED</w:t>
-            </w:r>
-          </w:p>
-        </w:tc>
-        <w:tc>
-          <w:tcPr>
-            <w:tcW w:type="dxa" w:w="1587"/>
-            <w:shd w:val="clear" w:color="auto" w:fill="FFFFFF"/>
-            <w:tcBorders>
-              <w:top w:val="single" w:sz="4" w:space="0" w:color="000000"/>
-              <w:left w:val="single" w:sz="4" w:space="0" w:color="000000"/>
-              <w:bottom w:val="single" w:sz="4" w:space="0" w:color="000000"/>
-              <w:right w:val="single" w:sz="4" w:space="0" w:color="000000"/>
-            </w:tcBorders>
-            <w:vAlign w:val="center"/>
-          </w:tcPr>
-          <w:p>
-            <w:pPr>
-              <w:spacing w:before="40" w:after="40"/>
-              <w:jc w:val="left"/>
-            </w:pPr>
-            <w:r>
-              <w:rPr>
-                <w:rFonts w:ascii="Adani" w:hAnsi="Adani"/>
-                <w:b w:val="0"/>
-                <w:sz w:val="18"/>
-                <w:u w:val="none"/>
-              </w:rPr>
-              <w:t>Director</w:t>
-            </w:r>
-          </w:p>
-        </w:tc>
-        <w:tc>
-          <w:tcPr>
-            <w:tcW w:type="dxa" w:w="1304"/>
-            <w:shd w:val="clear" w:color="auto" w:fill="FFFFFF"/>
-            <w:tcBorders>
-              <w:top w:val="single" w:sz="4" w:space="0" w:color="000000"/>
-              <w:left w:val="single" w:sz="4" w:space="0" w:color="000000"/>
-              <w:bottom w:val="single" w:sz="4" w:space="0" w:color="000000"/>
-              <w:right w:val="single" w:sz="4" w:space="0" w:color="000000"/>
-            </w:tcBorders>
-            <w:vAlign w:val="center"/>
-          </w:tcPr>
-          <w:p>
-            <w:pPr>
-              <w:spacing w:before="40" w:after="40"/>
-              <w:jc w:val="left"/>
-            </w:pPr>
-            <w:r>
-              <w:rPr>
-                <w:rFonts w:ascii="Adani" w:hAnsi="Adani"/>
-                <w:b w:val="0"/>
-                <w:sz w:val="18"/>
-                <w:u w:val="none"/>
-              </w:rPr>
-              <w:t>21/10/2008</w:t>
-            </w:r>
-          </w:p>
-        </w:tc>
-      </w:tr>
-      <w:tr>
-        <w:tc>
-          <w:tcPr>
-            <w:tcW w:type="dxa" w:w="2268"/>
-            <w:shd w:val="clear" w:color="auto" w:fill="FFFFFF"/>
-            <w:tcBorders>
-              <w:top w:val="single" w:sz="4" w:space="0" w:color="000000"/>
-              <w:left w:val="single" w:sz="4" w:space="0" w:color="000000"/>
-              <w:bottom w:val="single" w:sz="4" w:space="0" w:color="000000"/>
-              <w:right w:val="single" w:sz="4" w:space="0" w:color="000000"/>
-            </w:tcBorders>
-            <w:vAlign w:val="center"/>
-          </w:tcPr>
-          <w:p>
-            <w:pPr>
-              <w:spacing w:before="40" w:after="40"/>
-              <w:jc w:val="left"/>
-            </w:pPr>
-            <w:r>
-              <w:rPr>
-                <w:rFonts w:ascii="Adani" w:hAnsi="Adani"/>
-                <w:b w:val="0"/>
-                <w:sz w:val="18"/>
-                <w:u w:val="none"/>
-              </w:rPr>
-              <w:t>U14200GJ2007PTC051634</w:t>
-            </w:r>
-          </w:p>
-        </w:tc>
-        <w:tc>
-          <w:tcPr>
-            <w:tcW w:type="dxa" w:w="4252"/>
-            <w:shd w:val="clear" w:color="auto" w:fill="FFFFFF"/>
-            <w:tcBorders>
-              <w:top w:val="single" w:sz="4" w:space="0" w:color="000000"/>
-              <w:left w:val="single" w:sz="4" w:space="0" w:color="000000"/>
-              <w:bottom w:val="single" w:sz="4" w:space="0" w:color="000000"/>
-              <w:right w:val="single" w:sz="4" w:space="0" w:color="000000"/>
-            </w:tcBorders>
-            <w:vAlign w:val="center"/>
-          </w:tcPr>
-          <w:p>
-            <w:pPr>
-              <w:spacing w:before="40" w:after="40"/>
-              <w:jc w:val="left"/>
-            </w:pPr>
-            <w:r>
-              <w:rPr>
-                <w:rFonts w:ascii="Adani" w:hAnsi="Adani"/>
-                <w:b w:val="0"/>
-                <w:sz w:val="18"/>
-                <w:u w:val="none"/>
-              </w:rPr>
-              <w:t>ADANI MINING PRIVATE LIMITED</w:t>
-            </w:r>
-          </w:p>
-        </w:tc>
-        <w:tc>
-          <w:tcPr>
-            <w:tcW w:type="dxa" w:w="1587"/>
-            <w:shd w:val="clear" w:color="auto" w:fill="FFFFFF"/>
-            <w:tcBorders>
-              <w:top w:val="single" w:sz="4" w:space="0" w:color="000000"/>
-              <w:left w:val="single" w:sz="4" w:space="0" w:color="000000"/>
-              <w:bottom w:val="single" w:sz="4" w:space="0" w:color="000000"/>
-              <w:right w:val="single" w:sz="4" w:space="0" w:color="000000"/>
-            </w:tcBorders>
-            <w:vAlign w:val="center"/>
-          </w:tcPr>
-          <w:p>
-            <w:pPr>
-              <w:spacing w:before="40" w:after="40"/>
-              <w:jc w:val="left"/>
-            </w:pPr>
-            <w:r>
-              <w:rPr>
-                <w:rFonts w:ascii="Adani" w:hAnsi="Adani"/>
-                <w:b w:val="0"/>
-                <w:sz w:val="18"/>
-                <w:u w:val="none"/>
-              </w:rPr>
-              <w:t>Director</w:t>
-            </w:r>
-          </w:p>
-        </w:tc>
-        <w:tc>
-          <w:tcPr>
-            <w:tcW w:type="dxa" w:w="1304"/>
-            <w:shd w:val="clear" w:color="auto" w:fill="FFFFFF"/>
-            <w:tcBorders>
-              <w:top w:val="single" w:sz="4" w:space="0" w:color="000000"/>
-              <w:left w:val="single" w:sz="4" w:space="0" w:color="000000"/>
-              <w:bottom w:val="single" w:sz="4" w:space="0" w:color="000000"/>
-              <w:right w:val="single" w:sz="4" w:space="0" w:color="000000"/>
-            </w:tcBorders>
-            <w:vAlign w:val="center"/>
-          </w:tcPr>
-          <w:p>
-            <w:pPr>
-              <w:spacing w:before="40" w:after="40"/>
-              <w:jc w:val="left"/>
-            </w:pPr>
-            <w:r>
-              <w:rPr>
-                <w:rFonts w:ascii="Adani" w:hAnsi="Adani"/>
-                <w:b w:val="0"/>
-                <w:sz w:val="18"/>
-                <w:u w:val="none"/>
-              </w:rPr>
-              <w:t>31/08/2007</w:t>
-            </w:r>
-          </w:p>
-        </w:tc>
-      </w:tr>
-      <w:tr>
-        <w:tc>
-          <w:tcPr>
-            <w:tcW w:type="dxa" w:w="2268"/>
-            <w:shd w:val="clear" w:color="auto" w:fill="FFFFFF"/>
-            <w:tcBorders>
-              <w:top w:val="single" w:sz="4" w:space="0" w:color="000000"/>
-              <w:left w:val="single" w:sz="4" w:space="0" w:color="000000"/>
-              <w:bottom w:val="single" w:sz="4" w:space="0" w:color="000000"/>
-              <w:right w:val="single" w:sz="4" w:space="0" w:color="000000"/>
-            </w:tcBorders>
-            <w:vAlign w:val="center"/>
-          </w:tcPr>
-          <w:p>
-            <w:pPr>
-              <w:spacing w:before="40" w:after="40"/>
-              <w:jc w:val="left"/>
-            </w:pPr>
-            <w:r>
-              <w:rPr>
-                <w:rFonts w:ascii="Adani" w:hAnsi="Adani"/>
-                <w:b w:val="0"/>
-                <w:sz w:val="18"/>
-                <w:u w:val="none"/>
-              </w:rPr>
-              <w:t>L40100GJ1996PLC030533</w:t>
-            </w:r>
-          </w:p>
-        </w:tc>
-        <w:tc>
-          <w:tcPr>
-            <w:tcW w:type="dxa" w:w="4252"/>
-            <w:shd w:val="clear" w:color="auto" w:fill="FFFFFF"/>
-            <w:tcBorders>
-              <w:top w:val="single" w:sz="4" w:space="0" w:color="000000"/>
-              <w:left w:val="single" w:sz="4" w:space="0" w:color="000000"/>
-              <w:bottom w:val="single" w:sz="4" w:space="0" w:color="000000"/>
-              <w:right w:val="single" w:sz="4" w:space="0" w:color="000000"/>
-            </w:tcBorders>
-            <w:vAlign w:val="center"/>
-          </w:tcPr>
-          <w:p>
-            <w:pPr>
-              <w:spacing w:before="40" w:after="40"/>
-              <w:jc w:val="left"/>
-            </w:pPr>
-            <w:r>
-              <w:rPr>
-                <w:rFonts w:ascii="Adani" w:hAnsi="Adani"/>
-                <w:b w:val="0"/>
-                <w:sz w:val="18"/>
-                <w:u w:val="none"/>
-              </w:rPr>
-              <w:t>ADANI POWER LIMITED</w:t>
-            </w:r>
-          </w:p>
-        </w:tc>
-        <w:tc>
-          <w:tcPr>
-            <w:tcW w:type="dxa" w:w="1587"/>
-            <w:shd w:val="clear" w:color="auto" w:fill="FFFFFF"/>
-            <w:tcBorders>
-              <w:top w:val="single" w:sz="4" w:space="0" w:color="000000"/>
-              <w:left w:val="single" w:sz="4" w:space="0" w:color="000000"/>
-              <w:bottom w:val="single" w:sz="4" w:space="0" w:color="000000"/>
-              <w:right w:val="single" w:sz="4" w:space="0" w:color="000000"/>
-            </w:tcBorders>
-            <w:vAlign w:val="center"/>
-          </w:tcPr>
-          <w:p>
-            <w:pPr>
-              <w:spacing w:before="40" w:after="40"/>
-              <w:jc w:val="left"/>
-            </w:pPr>
-            <w:r>
-              <w:rPr>
-                <w:rFonts w:ascii="Adani" w:hAnsi="Adani"/>
-                <w:b w:val="0"/>
-                <w:sz w:val="18"/>
-                <w:u w:val="none"/>
-              </w:rPr>
-              <w:t>Managing Director</w:t>
-            </w:r>
-          </w:p>
-        </w:tc>
-        <w:tc>
-          <w:tcPr>
-            <w:tcW w:type="dxa" w:w="1304"/>
-            <w:shd w:val="clear" w:color="auto" w:fill="FFFFFF"/>
-            <w:tcBorders>
-              <w:top w:val="single" w:sz="4" w:space="0" w:color="000000"/>
-              <w:left w:val="single" w:sz="4" w:space="0" w:color="000000"/>
-              <w:bottom w:val="single" w:sz="4" w:space="0" w:color="000000"/>
-              <w:right w:val="single" w:sz="4" w:space="0" w:color="000000"/>
-            </w:tcBorders>
-            <w:vAlign w:val="center"/>
-          </w:tcPr>
-          <w:p>
-            <w:pPr>
-              <w:spacing w:before="40" w:after="40"/>
-              <w:jc w:val="left"/>
-            </w:pPr>
-            <w:r>
-              <w:rPr>
-                <w:rFonts w:ascii="Adani" w:hAnsi="Adani"/>
-                <w:b w:val="0"/>
-                <w:sz w:val="18"/>
-                <w:u w:val="none"/>
-              </w:rPr>
-              <w:t>12/06/2007</w:t>
-            </w:r>
-          </w:p>
-        </w:tc>
-      </w:tr>
-      <w:tr>
-        <w:tc>
-          <w:tcPr>
-            <w:tcW w:type="dxa" w:w="2268"/>
-            <w:shd w:val="clear" w:color="auto" w:fill="FFFFFF"/>
-            <w:tcBorders>
-              <w:top w:val="single" w:sz="4" w:space="0" w:color="000000"/>
-              <w:left w:val="single" w:sz="4" w:space="0" w:color="000000"/>
-              <w:bottom w:val="single" w:sz="4" w:space="0" w:color="000000"/>
-              <w:right w:val="single" w:sz="4" w:space="0" w:color="000000"/>
-            </w:tcBorders>
-            <w:vAlign w:val="center"/>
-          </w:tcPr>
-          <w:p>
-            <w:pPr>
-              <w:spacing w:before="40" w:after="40"/>
-              <w:jc w:val="left"/>
-            </w:pPr>
-            <w:r>
-              <w:rPr>
-                <w:rFonts w:ascii="Adani" w:hAnsi="Adani"/>
-                <w:b w:val="0"/>
-                <w:sz w:val="18"/>
-                <w:u w:val="none"/>
-              </w:rPr>
               <w:t>U40100GJ2005PLC046554</w:t>
             </w:r>
           </w:p>
@@ -7827,120 +6798,6 @@
                 <w:u w:val="none"/>
               </w:rPr>
               <w:t>26/05/1998</w:t>
-            </w:r>
-          </w:p>
-        </w:tc>
-      </w:tr>
-      <w:tr>
-        <w:tc>
-          <w:tcPr>
-            <w:tcW w:type="dxa" w:w="2268"/>
-            <w:shd w:val="clear" w:color="auto" w:fill="FFFFFF"/>
-            <w:tcBorders>
-              <w:top w:val="single" w:sz="4" w:space="0" w:color="000000"/>
-              <w:left w:val="single" w:sz="4" w:space="0" w:color="000000"/>
-              <w:bottom w:val="single" w:sz="4" w:space="0" w:color="000000"/>
-              <w:right w:val="single" w:sz="4" w:space="0" w:color="000000"/>
-            </w:tcBorders>
-            <w:vAlign w:val="center"/>
-          </w:tcPr>
-          <w:p>
-            <w:pPr>
-              <w:spacing w:before="40" w:after="40"/>
-              <w:jc w:val="left"/>
-            </w:pPr>
-            <w:r>
-              <w:rPr>
-                <w:rFonts w:ascii="Adani" w:hAnsi="Adani"/>
-                <w:b w:val="0"/>
-                <w:sz w:val="18"/>
-                <w:u w:val="none"/>
-              </w:rPr>
-              <w:t>U24231GJ1992PLC018653</w:t>
-            </w:r>
-          </w:p>
-        </w:tc>
-        <w:tc>
-          <w:tcPr>
-            <w:tcW w:type="dxa" w:w="4252"/>
-            <w:shd w:val="clear" w:color="auto" w:fill="FFFFFF"/>
-            <w:tcBorders>
-              <w:top w:val="single" w:sz="4" w:space="0" w:color="000000"/>
-              <w:left w:val="single" w:sz="4" w:space="0" w:color="000000"/>
-              <w:bottom w:val="single" w:sz="4" w:space="0" w:color="000000"/>
-              <w:right w:val="single" w:sz="4" w:space="0" w:color="000000"/>
-            </w:tcBorders>
-            <w:vAlign w:val="center"/>
-          </w:tcPr>
-          <w:p>
-            <w:pPr>
-              <w:spacing w:before="40" w:after="40"/>
-              <w:jc w:val="left"/>
-            </w:pPr>
-            <w:r>
-              <w:rPr>
-                <w:rFonts w:ascii="Adani" w:hAnsi="Adani"/>
-                <w:b w:val="0"/>
-                <w:sz w:val="18"/>
-                <w:u w:val="none"/>
-              </w:rPr>
-              <w:t>ADANI CHEMICALS LIMITED</w:t>
-            </w:r>
-          </w:p>
-        </w:tc>
-        <w:tc>
-          <w:tcPr>
-            <w:tcW w:type="dxa" w:w="1587"/>
-            <w:shd w:val="clear" w:color="auto" w:fill="FFFFFF"/>
-            <w:tcBorders>
-              <w:top w:val="single" w:sz="4" w:space="0" w:color="000000"/>
-              <w:left w:val="single" w:sz="4" w:space="0" w:color="000000"/>
-              <w:bottom w:val="single" w:sz="4" w:space="0" w:color="000000"/>
-              <w:right w:val="single" w:sz="4" w:space="0" w:color="000000"/>
-            </w:tcBorders>
-            <w:vAlign w:val="center"/>
-          </w:tcPr>
-          <w:p>
-            <w:pPr>
-              <w:spacing w:before="40" w:after="40"/>
-              <w:jc w:val="left"/>
-            </w:pPr>
-            <w:r>
-              <w:rPr>
-                <w:rFonts w:ascii="Adani" w:hAnsi="Adani"/>
-                <w:b w:val="0"/>
-                <w:sz w:val="18"/>
-                <w:u w:val="none"/>
-              </w:rPr>
-              <w:t>Director</w:t>
-            </w:r>
-          </w:p>
-        </w:tc>
-        <w:tc>
-          <w:tcPr>
-            <w:tcW w:type="dxa" w:w="1304"/>
-            <w:shd w:val="clear" w:color="auto" w:fill="FFFFFF"/>
-            <w:tcBorders>
-              <w:top w:val="single" w:sz="4" w:space="0" w:color="000000"/>
-              <w:left w:val="single" w:sz="4" w:space="0" w:color="000000"/>
-              <w:bottom w:val="single" w:sz="4" w:space="0" w:color="000000"/>
-              <w:right w:val="single" w:sz="4" w:space="0" w:color="000000"/>
-            </w:tcBorders>
-            <w:vAlign w:val="center"/>
-          </w:tcPr>
-          <w:p>
-            <w:pPr>
-              <w:spacing w:before="40" w:after="40"/>
-              <w:jc w:val="left"/>
-            </w:pPr>
-            <w:r>
-              <w:rPr>
-                <w:rFonts w:ascii="Adani" w:hAnsi="Adani"/>
-                <w:b w:val="0"/>
-                <w:sz w:val="18"/>
-                <w:u w:val="none"/>
-              </w:rPr>
-              <w:t>03/12/1992</w:t>
             </w:r>
           </w:p>
         </w:tc>
